--- a/DAQ development.docx
+++ b/DAQ development.docx
@@ -131,12 +131,14 @@
         <w:rPr>
           <w:b/>
           <w:bCs/>
-        </w:rPr>
-      </w:pPr>
-      <w:r>
-        <w:rPr>
-          <w:b/>
-          <w:bCs/>
+          <w:strike/>
+        </w:rPr>
+      </w:pPr>
+      <w:r>
+        <w:rPr>
+          <w:b/>
+          <w:bCs/>
+          <w:strike/>
         </w:rPr>
         <w:t>T</w:t>
       </w:r>
@@ -144,6 +146,7 @@
         <w:rPr>
           <w:b/>
           <w:bCs/>
+          <w:strike/>
         </w:rPr>
         <w:t xml:space="preserve">iming info needs to be dumped to </w:t>
       </w:r>
@@ -151,6 +154,7 @@
         <w:rPr>
           <w:b/>
           <w:bCs/>
+          <w:strike/>
         </w:rPr>
         <w:t>D</w:t>
       </w:r>
@@ -158,6 +162,7 @@
         <w:rPr>
           <w:b/>
           <w:bCs/>
+          <w:strike/>
         </w:rPr>
         <w:t>:/PHASMA_RawData - TR</w:t>
       </w:r>
@@ -284,8 +289,14 @@
           <w:ilvl w:val="0"/>
           <w:numId w:val="1"/>
         </w:numPr>
-      </w:pPr>
-      <w:r>
+        <w:rPr>
+          <w:strike/>
+        </w:rPr>
+      </w:pPr>
+      <w:r>
+        <w:rPr>
+          <w:strike/>
+        </w:rPr>
         <w:t>Confirm that trigger fires fast photodiode system and other devices and that the data from the new digitizers is being written to the PHASMA raw data directory.</w:t>
       </w:r>
     </w:p>
@@ -301,6 +312,9 @@
         <w:t xml:space="preserve">Interlock reinstalled for parallel TS and light baffling improved. Beamline is still exposed. </w:t>
       </w:r>
       <w:r>
+        <w:rPr>
+          <w:strike/>
+        </w:rPr>
         <w:t>Record photodiode signals with Rigol scopes</w:t>
       </w:r>
     </w:p>
@@ -338,6 +352,9 @@
       </w:r>
       <w:r>
         <w:t xml:space="preserve"> data.</w:t>
+      </w:r>
+      <w:r>
+        <w:t>?</w:t>
       </w:r>
     </w:p>
     <w:p>
@@ -480,236 +497,156 @@
       </w:r>
     </w:p>
     <w:p>
-      <w:pPr>
-        <w:rPr>
-          <w:b/>
-          <w:bCs/>
-        </w:rPr>
-      </w:pPr>
-      <w:r>
-        <w:rPr>
-          <w:b/>
-          <w:bCs/>
-        </w:rPr>
-        <w:t xml:space="preserve">Phasma </w:t>
+      <w:r>
+        <w:t xml:space="preserve"> </w:t>
+      </w:r>
+    </w:p>
+    <w:p>
+      <w:r>
+        <w:t xml:space="preserve">Development Diary: </w:t>
+      </w:r>
+    </w:p>
+    <w:p>
+      <w:r>
+        <w:t>Tom, 3/5/2026</w:t>
+      </w:r>
+    </w:p>
+    <w:p>
+      <w:pPr>
+        <w:rPr>
+          <w:b/>
+          <w:bCs/>
+        </w:rPr>
+      </w:pPr>
+      <w:r>
+        <w:rPr>
+          <w:b/>
+          <w:bCs/>
+        </w:rPr>
+        <w:t>Thomson Scattering:</w:t>
+      </w:r>
+    </w:p>
+    <w:p>
+      <w:r>
+        <w:t>Added close without saving button so user can peek settings saving anything</w:t>
+      </w:r>
+    </w:p>
+    <w:p>
+      <w:r>
+        <w:br/>
+        <w:t xml:space="preserve">In Thomson Setup Panel, added a timer to periodically refresh </w:t>
       </w:r>
       <w:proofErr w:type="spellStart"/>
       <w:r>
-        <w:rPr>
-          <w:b/>
-          <w:bCs/>
-        </w:rPr>
-        <w:t>MDSplus</w:t>
+        <w:t>Iccd</w:t>
       </w:r>
       <w:proofErr w:type="spellEnd"/>
       <w:r>
-        <w:rPr>
-          <w:b/>
-          <w:bCs/>
-        </w:rPr>
-        <w:t xml:space="preserve"> implementation</w:t>
-      </w:r>
-      <w:r>
-        <w:rPr>
-          <w:b/>
-          <w:bCs/>
-        </w:rPr>
-        <w:t xml:space="preserve"> as of 1/15/2026</w:t>
-      </w:r>
-    </w:p>
-    <w:p>
-      <w:r>
-        <w:t xml:space="preserve">Work in progress. Currently writes some devices to </w:t>
-      </w:r>
+        <w:t xml:space="preserve"> temperature reading. Also added button to close without saving. Having problems with the script refreshing raw data values from more than one place – seems to reset some fields to compile-time setting (Laser Warmup Time, Q-switch delay) every-other time the window is opened. Not fixed.</w:t>
+      </w:r>
+    </w:p>
+    <w:p>
+      <w:pPr>
+        <w:rPr>
+          <w:b/>
+          <w:bCs/>
+        </w:rPr>
+      </w:pPr>
+      <w:r>
+        <w:rPr>
+          <w:b/>
+          <w:bCs/>
+        </w:rPr>
+        <w:t xml:space="preserve">Plasma Guns / </w:t>
+      </w:r>
+      <w:r>
+        <w:rPr>
+          <w:b/>
+          <w:bCs/>
+        </w:rPr>
+        <w:t xml:space="preserve">Pressure Regulator: </w:t>
+      </w:r>
+    </w:p>
+    <w:p>
       <w:proofErr w:type="spellStart"/>
       <w:r>
-        <w:t>mds</w:t>
+        <w:t>Write_PlasmaGunData</w:t>
       </w:r>
       <w:proofErr w:type="spellEnd"/>
       <w:r>
-        <w:t xml:space="preserve"> but not all</w:t>
+        <w:t xml:space="preserve"> now saves </w:t>
+      </w:r>
+      <w:r>
+        <w:t xml:space="preserve">plasma gun settings (current, voltage </w:t>
+      </w:r>
+      <w:proofErr w:type="spellStart"/>
+      <w:proofErr w:type="gramStart"/>
+      <w:r>
+        <w:t>etc</w:t>
+      </w:r>
+      <w:proofErr w:type="spellEnd"/>
+      <w:r>
+        <w:t xml:space="preserve">)  </w:t>
+      </w:r>
+      <w:r>
+        <w:t>to</w:t>
+      </w:r>
+      <w:proofErr w:type="gramEnd"/>
+      <w:r>
+        <w:t xml:space="preserve"> local file system</w:t>
+      </w:r>
+      <w:r>
+        <w:t xml:space="preserve">. Pressure </w:t>
+      </w:r>
+      <w:proofErr w:type="spellStart"/>
+      <w:r>
+        <w:t>todo</w:t>
+      </w:r>
+      <w:proofErr w:type="spellEnd"/>
+      <w:r>
+        <w:t>.</w:t>
+      </w:r>
+    </w:p>
+    <w:p>
+      <w:r>
+        <w:t>Added callback-driven refresh for monitoring pressur</w:t>
+      </w:r>
+      <w:r>
+        <w:t>e</w:t>
+      </w:r>
+      <w:r>
+        <w:rPr>
+          <w:b/>
+          <w:bCs/>
+        </w:rPr>
+        <w:br/>
+      </w:r>
+      <w:r>
+        <w:t>Added close without saving button so user can peek settings saving anything</w:t>
+      </w:r>
+    </w:p>
+    <w:p>
+      <w:r>
+        <w:lastRenderedPageBreak/>
+        <w:t>In case I broke anything, an old executable is Phasma 2025 DAQ Main.exe. The one with these changes is Phasma 2025 DAQ V2.0.exe</w:t>
       </w:r>
       <w:r>
         <w:t xml:space="preserve">. </w:t>
       </w:r>
-      <w:r>
-        <w:t xml:space="preserve">Adding more is quick due to the magic of OO. Not sure if </w:t>
-      </w:r>
-      <w:r>
-        <w:t xml:space="preserve">its </w:t>
-      </w:r>
-      <w:proofErr w:type="spellStart"/>
-      <w:r>
-        <w:t>budled</w:t>
-      </w:r>
-      <w:proofErr w:type="spellEnd"/>
+    </w:p>
+    <w:p/>
+    <w:p>
       <w:r>
         <w:t xml:space="preserve"> </w:t>
       </w:r>
-      <w:proofErr w:type="spellStart"/>
-      <w:r>
-        <w:t>conda</w:t>
-      </w:r>
-      <w:proofErr w:type="spellEnd"/>
-      <w:r>
-        <w:t xml:space="preserve"> environment will work with </w:t>
-      </w:r>
-      <w:proofErr w:type="spellStart"/>
-      <w:r>
-        <w:t>labwindows</w:t>
-      </w:r>
-      <w:proofErr w:type="spellEnd"/>
-      <w:r>
-        <w:t xml:space="preserve"> Python; if it doesn’t this code </w:t>
-      </w:r>
-      <w:r>
-        <w:t xml:space="preserve">can also </w:t>
-      </w:r>
-      <w:proofErr w:type="gramStart"/>
-      <w:r>
-        <w:t>called</w:t>
-      </w:r>
-      <w:proofErr w:type="gramEnd"/>
-      <w:r>
-        <w:t xml:space="preserve"> as</w:t>
-      </w:r>
-      <w:r>
-        <w:t xml:space="preserve"> executable</w:t>
-      </w:r>
-      <w:r>
-        <w:t xml:space="preserve">s targeting its local interpreter. </w:t>
-      </w:r>
-    </w:p>
-    <w:p>
-      <w:r>
-        <w:t>Raw data from C:/ drive is pushed to the MDS server</w:t>
-      </w:r>
-      <w:r>
-        <w:t xml:space="preserve"> (Phasma2025)</w:t>
-      </w:r>
-      <w:r>
-        <w:t xml:space="preserve"> using a self-contained Python environment located at</w:t>
-      </w:r>
-      <w:r>
-        <w:rPr>
-          <w:b/>
-          <w:bCs/>
-        </w:rPr>
-        <w:t xml:space="preserve"> C:\PHASMA 2025 DAQ\PHASMA Python Routines\</w:t>
-      </w:r>
-      <w:proofErr w:type="spellStart"/>
-      <w:r>
-        <w:rPr>
-          <w:b/>
-          <w:bCs/>
-        </w:rPr>
-        <w:t>PHASMA_C_to_Python_convertor_Project</w:t>
-      </w:r>
-      <w:proofErr w:type="spellEnd"/>
-      <w:r>
-        <w:rPr>
-          <w:b/>
-          <w:bCs/>
-        </w:rPr>
-        <w:t>\</w:t>
-      </w:r>
-      <w:proofErr w:type="spellStart"/>
-      <w:r>
-        <w:rPr>
-          <w:b/>
-          <w:bCs/>
-        </w:rPr>
-        <w:t>PhasmaMDS</w:t>
-      </w:r>
-      <w:proofErr w:type="spellEnd"/>
-    </w:p>
-    <w:p>
-      <w:r>
-        <w:t xml:space="preserve">This code is bundled with its own </w:t>
-      </w:r>
-      <w:proofErr w:type="spellStart"/>
-      <w:r>
-        <w:t>conda</w:t>
-      </w:r>
-      <w:proofErr w:type="spellEnd"/>
-      <w:r>
-        <w:t xml:space="preserve"> environment, libraries included, so it is completely static with no external dependencies.</w:t>
-      </w:r>
-    </w:p>
-    <w:p>
-      <w:r>
-        <w:t xml:space="preserve">To write the current shot data MDS, call </w:t>
-      </w:r>
-      <w:proofErr w:type="spellStart"/>
-      <w:r>
-        <w:t>push_all_mds_latest</w:t>
-      </w:r>
-      <w:proofErr w:type="spellEnd"/>
-      <w:r>
-        <w:t xml:space="preserve">() </w:t>
-      </w:r>
-      <w:r>
-        <w:t xml:space="preserve">within mds_push_all.py </w:t>
-      </w:r>
-      <w:r>
-        <w:t xml:space="preserve">and it will </w:t>
-      </w:r>
-      <w:r>
-        <w:t>attempt to find devices it recognizes a from that shot inside</w:t>
-      </w:r>
-      <w:r>
-        <w:t xml:space="preserve"> C:/Phasma_RawData. Reads the current shot by asking the </w:t>
-      </w:r>
-      <w:proofErr w:type="spellStart"/>
-      <w:r>
-        <w:t>mds</w:t>
-      </w:r>
-      <w:proofErr w:type="spellEnd"/>
-      <w:r>
-        <w:t xml:space="preserve"> server which in turn refers to shotid.sys in the Phasma2025 </w:t>
-      </w:r>
-      <w:proofErr w:type="spellStart"/>
-      <w:r>
-        <w:t>mds</w:t>
-      </w:r>
-      <w:proofErr w:type="spellEnd"/>
-      <w:r>
-        <w:t xml:space="preserve"> folder. Does not increment shot. </w:t>
-      </w:r>
-    </w:p>
-    <w:p>
-      <w:pPr>
-        <w:rPr>
-          <w:b/>
-          <w:bCs/>
-        </w:rPr>
-      </w:pPr>
-      <w:r>
-        <w:t>Contains code to</w:t>
-      </w:r>
-      <w:r>
-        <w:t xml:space="preserve"> easily</w:t>
-      </w:r>
-      <w:r>
-        <w:t xml:space="preserve"> modify the shot tree </w:t>
-      </w:r>
-      <w:r>
-        <w:t xml:space="preserve">if/when new instruments are added. </w:t>
-      </w:r>
-      <w:r>
-        <w:t xml:space="preserve">No more manually adding 48 channels in </w:t>
-      </w:r>
-      <w:proofErr w:type="spellStart"/>
-      <w:r>
-        <w:t>Jtraverser</w:t>
-      </w:r>
-      <w:proofErr w:type="spellEnd"/>
-      <w:r>
-        <w:t xml:space="preserve">. </w:t>
-      </w:r>
-      <w:r>
-        <w:t xml:space="preserve">Will expound on this more later </w:t>
-      </w:r>
+    </w:p>
+    <w:p>
+      <w:pPr>
+        <w:rPr>
+          <w:b/>
+          <w:bCs/>
+        </w:rPr>
+      </w:pPr>
     </w:p>
     <w:sectPr>
       <w:pgSz w:w="12240" w:h="15840"/>

--- a/DAQ development.docx
+++ b/DAQ development.docx
@@ -528,7 +528,13 @@
     </w:p>
     <w:p>
       <w:r>
-        <w:t>Added close without saving button so user can peek settings saving anything</w:t>
+        <w:t>Added close without saving button so user can peek settings</w:t>
+      </w:r>
+      <w:r>
+        <w:t xml:space="preserve"> without</w:t>
+      </w:r>
+      <w:r>
+        <w:t xml:space="preserve"> saving anything</w:t>
       </w:r>
     </w:p>
     <w:p>

--- a/DAQ development.docx
+++ b/DAQ development.docx
@@ -525,19 +525,6 @@
         </w:rPr>
         <w:t>Thomson Scattering:</w:t>
       </w:r>
-    </w:p>
-    <w:p>
-      <w:r>
-        <w:t>Added close without saving button so user can peek settings</w:t>
-      </w:r>
-      <w:r>
-        <w:t xml:space="preserve"> without</w:t>
-      </w:r>
-      <w:r>
-        <w:t xml:space="preserve"> saving anything</w:t>
-      </w:r>
-    </w:p>
-    <w:p>
       <w:r>
         <w:br/>
         <w:t xml:space="preserve">In Thomson Setup Panel, added a timer to periodically refresh </w:t>
@@ -633,7 +620,6 @@
     </w:p>
     <w:p>
       <w:r>
-        <w:lastRenderedPageBreak/>
         <w:t>In case I broke anything, an old executable is Phasma 2025 DAQ Main.exe. The one with these changes is Phasma 2025 DAQ V2.0.exe</w:t>
       </w:r>
       <w:r>
@@ -653,6 +639,64 @@
           <w:bCs/>
         </w:rPr>
       </w:pPr>
+      <w:r>
+        <w:rPr>
+          <w:b/>
+          <w:bCs/>
+        </w:rPr>
+        <w:t>Tom, 3/</w:t>
+      </w:r>
+      <w:r>
+        <w:rPr>
+          <w:b/>
+          <w:bCs/>
+        </w:rPr>
+        <w:t>6</w:t>
+      </w:r>
+      <w:r>
+        <w:rPr>
+          <w:b/>
+          <w:bCs/>
+        </w:rPr>
+        <w:t>/2026</w:t>
+      </w:r>
+    </w:p>
+    <w:p>
+      <w:r>
+        <w:t xml:space="preserve">No changes made to </w:t>
+      </w:r>
+      <w:proofErr w:type="spellStart"/>
+      <w:r>
+        <w:t>mds</w:t>
+      </w:r>
+      <w:proofErr w:type="spellEnd"/>
+      <w:r>
+        <w:t xml:space="preserve"> or </w:t>
+      </w:r>
+      <w:proofErr w:type="spellStart"/>
+      <w:r>
+        <w:t>Labwindows</w:t>
+      </w:r>
+      <w:proofErr w:type="spellEnd"/>
+      <w:r>
+        <w:t xml:space="preserve">. </w:t>
+      </w:r>
+      <w:proofErr w:type="gramStart"/>
+      <w:r>
+        <w:t>Started</w:t>
+      </w:r>
+      <w:proofErr w:type="gramEnd"/>
+      <w:r>
+        <w:t xml:space="preserve"> implementing new </w:t>
+      </w:r>
+      <w:proofErr w:type="spellStart"/>
+      <w:r>
+        <w:t>mds</w:t>
+      </w:r>
+      <w:proofErr w:type="spellEnd"/>
+      <w:r>
+        <w:t xml:space="preserve"> tree but rolled all changes back after I discovered an oversight in my code that I need to correct. </w:t>
+      </w:r>
     </w:p>
     <w:sectPr>
       <w:pgSz w:w="12240" w:h="15840"/>

--- a/DAQ development.docx
+++ b/DAQ development.docx
@@ -31,23 +31,7 @@
         <w:t>Remote into the VXI computer at 192.168.1.207 and make sure Resource Manager has allocated the VXI memory addresses (from inside NI-Max)</w:t>
       </w:r>
       <w:r>
-        <w:t xml:space="preserve">. This computer sometimes locks up and </w:t>
-      </w:r>
-      <w:proofErr w:type="gramStart"/>
-      <w:r>
-        <w:t>has to</w:t>
-      </w:r>
-      <w:proofErr w:type="gramEnd"/>
-      <w:r>
-        <w:t xml:space="preserve"> be restarted and then Resource Manager </w:t>
-      </w:r>
-      <w:proofErr w:type="gramStart"/>
-      <w:r>
-        <w:t>run</w:t>
-      </w:r>
-      <w:proofErr w:type="gramEnd"/>
-      <w:r>
-        <w:t>.</w:t>
+        <w:t>. This computer sometimes locks up and has to be restarted and then Resource Manager run.</w:t>
       </w:r>
     </w:p>
     <w:p>
@@ -128,43 +112,97 @@
           <w:ilvl w:val="0"/>
           <w:numId w:val="1"/>
         </w:numPr>
-        <w:rPr>
-          <w:b/>
-          <w:bCs/>
-          <w:strike/>
-        </w:rPr>
-      </w:pPr>
-      <w:r>
-        <w:rPr>
-          <w:b/>
-          <w:bCs/>
-          <w:strike/>
-        </w:rPr>
-        <w:t>T</w:t>
-      </w:r>
-      <w:r>
-        <w:rPr>
-          <w:b/>
-          <w:bCs/>
-          <w:strike/>
-        </w:rPr>
-        <w:t xml:space="preserve">iming info needs to be dumped to </w:t>
-      </w:r>
-      <w:r>
-        <w:rPr>
-          <w:b/>
-          <w:bCs/>
-          <w:strike/>
-        </w:rPr>
-        <w:t>D</w:t>
-      </w:r>
-      <w:r>
-        <w:rPr>
-          <w:b/>
-          <w:bCs/>
-          <w:strike/>
-        </w:rPr>
-        <w:t>:/PHASMA_RawData - TR</w:t>
+      </w:pPr>
+      <w:r>
+        <w:t>Finish writing of</w:t>
+      </w:r>
+      <w:r>
+        <w:t xml:space="preserve"> raw data to </w:t>
+      </w:r>
+      <w:r>
+        <w:t>MDS</w:t>
+      </w:r>
+      <w:r>
+        <w:t xml:space="preserve"> and map MDS </w:t>
+      </w:r>
+      <w:r>
+        <w:rPr>
+          <w:b/>
+          <w:bCs/>
+        </w:rPr>
+        <w:t>(</w:t>
+      </w:r>
+      <w:proofErr w:type="spellStart"/>
+      <w:r>
+        <w:rPr>
+          <w:b/>
+          <w:bCs/>
+        </w:rPr>
+        <w:t>Joergers</w:t>
+      </w:r>
+      <w:proofErr w:type="spellEnd"/>
+      <w:r>
+        <w:rPr>
+          <w:b/>
+          <w:bCs/>
+        </w:rPr>
+        <w:t>, MSO5104_01, optical tomography</w:t>
+      </w:r>
+      <w:r>
+        <w:rPr>
+          <w:b/>
+          <w:bCs/>
+        </w:rPr>
+        <w:t>. Thomson, Axial B(z), Gun</w:t>
+      </w:r>
+      <w:r>
+        <w:rPr>
+          <w:b/>
+          <w:bCs/>
+        </w:rPr>
+        <w:t>/trigger timing offsets</w:t>
+      </w:r>
+      <w:r>
+        <w:rPr>
+          <w:b/>
+          <w:bCs/>
+        </w:rPr>
+        <w:t xml:space="preserve"> and</w:t>
+      </w:r>
+      <w:r>
+        <w:rPr>
+          <w:b/>
+          <w:bCs/>
+        </w:rPr>
+        <w:t xml:space="preserve"> gun</w:t>
+      </w:r>
+      <w:r>
+        <w:rPr>
+          <w:b/>
+          <w:bCs/>
+        </w:rPr>
+        <w:t xml:space="preserve"> pressure </w:t>
+      </w:r>
+      <w:r>
+        <w:rPr>
+          <w:b/>
+          <w:bCs/>
+        </w:rPr>
+        <w:t>will be added next - TR</w:t>
+      </w:r>
+      <w:r>
+        <w:rPr>
+          <w:b/>
+          <w:bCs/>
+        </w:rPr>
+        <w:t>)</w:t>
+      </w:r>
+      <w:r>
+        <w:rPr>
+          <w:b/>
+          <w:bCs/>
+        </w:rPr>
+        <w:t xml:space="preserve">. </w:t>
       </w:r>
     </w:p>
     <w:p>
@@ -176,95 +214,10 @@
         </w:numPr>
       </w:pPr>
       <w:r>
-        <w:t>Finish writing of</w:t>
-      </w:r>
-      <w:r>
-        <w:t xml:space="preserve"> raw data to </w:t>
-      </w:r>
-      <w:r>
-        <w:t>MDS</w:t>
-      </w:r>
-      <w:r>
-        <w:t xml:space="preserve"> and map MDS </w:t>
-      </w:r>
-      <w:r>
-        <w:rPr>
-          <w:b/>
-          <w:bCs/>
-        </w:rPr>
-        <w:t>(</w:t>
-      </w:r>
-      <w:proofErr w:type="spellStart"/>
-      <w:r>
-        <w:rPr>
-          <w:b/>
-          <w:bCs/>
-        </w:rPr>
-        <w:t>Joergers</w:t>
-      </w:r>
-      <w:proofErr w:type="spellEnd"/>
-      <w:r>
-        <w:rPr>
-          <w:b/>
-          <w:bCs/>
-        </w:rPr>
-        <w:t>, MSO5104_01, optical tomography</w:t>
-      </w:r>
-      <w:r>
-        <w:rPr>
-          <w:b/>
-          <w:bCs/>
-        </w:rPr>
-        <w:t>. Thomson, Axial B(z), Gun</w:t>
-      </w:r>
-      <w:r>
-        <w:rPr>
-          <w:b/>
-          <w:bCs/>
-        </w:rPr>
-        <w:t>/trigger timing offsets</w:t>
-      </w:r>
-      <w:r>
-        <w:rPr>
-          <w:b/>
-          <w:bCs/>
-        </w:rPr>
-        <w:t xml:space="preserve"> and</w:t>
-      </w:r>
-      <w:r>
-        <w:rPr>
-          <w:b/>
-          <w:bCs/>
-        </w:rPr>
-        <w:t xml:space="preserve"> gun</w:t>
-      </w:r>
-      <w:r>
-        <w:rPr>
-          <w:b/>
-          <w:bCs/>
-        </w:rPr>
-        <w:t xml:space="preserve"> pressure </w:t>
-      </w:r>
-      <w:r>
-        <w:rPr>
-          <w:b/>
-          <w:bCs/>
-        </w:rPr>
-        <w:t>will be added next - TR</w:t>
-      </w:r>
-      <w:r>
-        <w:rPr>
-          <w:b/>
-          <w:bCs/>
-        </w:rPr>
-        <w:t>)</w:t>
-      </w:r>
-      <w:r>
-        <w:rPr>
-          <w:b/>
-          <w:bCs/>
-        </w:rPr>
-        <w:t xml:space="preserve">. </w:t>
+        <w:t>Test plasma gun motor drives with DAQ system.</w:t>
+      </w:r>
+      <w:r>
+        <w:t xml:space="preserve"> </w:t>
       </w:r>
     </w:p>
     <w:p>
@@ -276,10 +229,7 @@
         </w:numPr>
       </w:pPr>
       <w:r>
-        <w:t>Test plasma gun motor drives with DAQ system.</w:t>
-      </w:r>
-      <w:r>
-        <w:t xml:space="preserve"> </w:t>
+        <w:t xml:space="preserve">Interlock reinstalled for parallel TS and light baffling improved. Beamline is still exposed. </w:t>
       </w:r>
     </w:p>
     <w:p>
@@ -289,15 +239,9 @@
           <w:ilvl w:val="0"/>
           <w:numId w:val="1"/>
         </w:numPr>
-        <w:rPr>
-          <w:strike/>
-        </w:rPr>
-      </w:pPr>
-      <w:r>
-        <w:rPr>
-          <w:strike/>
-        </w:rPr>
-        <w:t>Confirm that trigger fires fast photodiode system and other devices and that the data from the new digitizers is being written to the PHASMA raw data directory.</w:t>
+      </w:pPr>
+      <w:r>
+        <w:t>Expand timing #1 trigger A for laser warmup to provide a trigger to all three pulsed YAG lasers (TS para, TS perp, PLIF)</w:t>
       </w:r>
     </w:p>
     <w:p>
@@ -309,13 +253,22 @@
         </w:numPr>
       </w:pPr>
       <w:r>
-        <w:t xml:space="preserve">Interlock reinstalled for parallel TS and light baffling improved. Beamline is still exposed. </w:t>
-      </w:r>
-      <w:r>
-        <w:rPr>
-          <w:strike/>
-        </w:rPr>
-        <w:t>Record photodiode signals with Rigol scopes</w:t>
+        <w:t>Make sure the</w:t>
+      </w:r>
+      <w:r>
+        <w:t xml:space="preserve"> LeCroy</w:t>
+      </w:r>
+      <w:r>
+        <w:t xml:space="preserve"> </w:t>
+      </w:r>
+      <w:r>
+        <w:t>scope transfers</w:t>
+      </w:r>
+      <w:r>
+        <w:t xml:space="preserve"> data.</w:t>
+      </w:r>
+      <w:r>
+        <w:t>?</w:t>
       </w:r>
     </w:p>
     <w:p>
@@ -327,49 +280,18 @@
         </w:numPr>
       </w:pPr>
       <w:r>
-        <w:t>Expand timing #1 trigger A for laser warmup to provide a trigger to all three pulsed YAG lasers (TS para, TS perp, PLIF)</w:t>
-      </w:r>
-    </w:p>
-    <w:p>
-      <w:pPr>
-        <w:pStyle w:val="ListParagraph"/>
-        <w:numPr>
-          <w:ilvl w:val="0"/>
-          <w:numId w:val="1"/>
-        </w:numPr>
-      </w:pPr>
-      <w:r>
-        <w:t>Make sure the</w:t>
-      </w:r>
-      <w:r>
-        <w:t xml:space="preserve"> LeCroy</w:t>
-      </w:r>
-      <w:r>
-        <w:t xml:space="preserve"> </w:t>
-      </w:r>
-      <w:r>
-        <w:t>scope transfers</w:t>
-      </w:r>
-      <w:r>
-        <w:t xml:space="preserve"> data.</w:t>
-      </w:r>
-      <w:r>
-        <w:t>?</w:t>
-      </w:r>
-    </w:p>
-    <w:p>
-      <w:pPr>
-        <w:pStyle w:val="ListParagraph"/>
-        <w:numPr>
-          <w:ilvl w:val="0"/>
-          <w:numId w:val="1"/>
-        </w:numPr>
-      </w:pPr>
-      <w:r>
         <w:t>Organize</w:t>
       </w:r>
       <w:r>
-        <w:t xml:space="preserve"> the different MatLab/Python codes that will plot data from different diagnostics (Tom is organizing this)</w:t>
+        <w:t xml:space="preserve"> the different </w:t>
+      </w:r>
+      <w:proofErr w:type="spellStart"/>
+      <w:r>
+        <w:t>MatLab</w:t>
+      </w:r>
+      <w:proofErr w:type="spellEnd"/>
+      <w:r>
+        <w:t>/Python codes that will plot data from different diagnostics (Tom is organizing this)</w:t>
       </w:r>
       <w:r>
         <w:t xml:space="preserve"> (</w:t>
@@ -573,7 +495,6 @@
         <w:t xml:space="preserve">plasma gun settings (current, voltage </w:t>
       </w:r>
       <w:proofErr w:type="spellStart"/>
-      <w:proofErr w:type="gramStart"/>
       <w:r>
         <w:t>etc</w:t>
       </w:r>
@@ -582,11 +503,7 @@
         <w:t xml:space="preserve">)  </w:t>
       </w:r>
       <w:r>
-        <w:t>to</w:t>
-      </w:r>
-      <w:proofErr w:type="gramEnd"/>
-      <w:r>
-        <w:t xml:space="preserve"> local file system</w:t>
+        <w:t>to local file system</w:t>
       </w:r>
       <w:r>
         <w:t xml:space="preserve">. Pressure </w:t>
@@ -679,23 +596,186 @@
       </w:r>
       <w:proofErr w:type="spellEnd"/>
       <w:r>
+        <w:t xml:space="preserve">. Started implementing new </w:t>
+      </w:r>
+      <w:proofErr w:type="spellStart"/>
+      <w:r>
+        <w:t>mds</w:t>
+      </w:r>
+      <w:proofErr w:type="spellEnd"/>
+      <w:r>
+        <w:t xml:space="preserve"> tree but rolled all changes back after I discovered an oversight in my code that I need to correct. </w:t>
+      </w:r>
+    </w:p>
+    <w:p>
+      <w:r>
+        <w:rPr>
+          <w:b/>
+          <w:bCs/>
+        </w:rPr>
+        <w:t>Tom 3/</w:t>
+      </w:r>
+      <w:r>
+        <w:rPr>
+          <w:b/>
+          <w:bCs/>
+        </w:rPr>
+        <w:t>11</w:t>
+      </w:r>
+      <w:r>
+        <w:rPr>
+          <w:b/>
+          <w:bCs/>
+        </w:rPr>
+        <w:t>/2026</w:t>
+      </w:r>
+      <w:r>
+        <w:rPr>
+          <w:b/>
+          <w:bCs/>
+        </w:rPr>
+        <w:br/>
+      </w:r>
+      <w:r>
+        <w:t xml:space="preserve">Pushed major change that completely restructures the </w:t>
+      </w:r>
+      <w:proofErr w:type="spellStart"/>
+      <w:r>
+        <w:t>mds</w:t>
+      </w:r>
+      <w:proofErr w:type="spellEnd"/>
+      <w:r>
+        <w:t xml:space="preserve"> tree and fleshes out the metadata/device setup storage system. For more </w:t>
+      </w:r>
+      <w:r>
+        <w:t>details</w:t>
+      </w:r>
+      <w:r>
+        <w:t xml:space="preserve"> see </w:t>
+      </w:r>
+      <w:r>
+        <w:t>README file at</w:t>
+      </w:r>
+    </w:p>
+    <w:p>
+      <w:r>
+        <w:t>C:\PHASMA 2025 DAQ\PHASMA Python Routines\</w:t>
+      </w:r>
+      <w:proofErr w:type="spellStart"/>
+      <w:r>
+        <w:t>PHASMA_C_to_Python_convertor_Project</w:t>
+      </w:r>
+      <w:proofErr w:type="spellEnd"/>
+      <w:r>
+        <w:t>\</w:t>
+      </w:r>
+      <w:proofErr w:type="spellStart"/>
+      <w:r>
+        <w:t>PhasmaMDS</w:t>
+      </w:r>
+      <w:proofErr w:type="spellEnd"/>
+    </w:p>
+    <w:p>
+      <w:r>
+        <w:br/>
+      </w:r>
+      <w:r>
+        <w:t xml:space="preserve">As of now, diagnostics working with MDS are housekeeping, </w:t>
+      </w:r>
+      <w:proofErr w:type="spellStart"/>
+      <w:r>
+        <w:t>Bdot</w:t>
+      </w:r>
+      <w:proofErr w:type="spellEnd"/>
+      <w:r>
+        <w:t xml:space="preserve">, Thomson, TLP and Optical Tomography. </w:t>
+      </w:r>
+      <w:r>
+        <w:t xml:space="preserve">I think. There may be bugs. </w:t>
+      </w:r>
+    </w:p>
+    <w:p>
+      <w:r>
+        <w:t xml:space="preserve">16-channel photodiodes have been added to the housekeeping in </w:t>
+      </w:r>
+      <w:proofErr w:type="spellStart"/>
+      <w:r>
+        <w:t>mds</w:t>
+      </w:r>
+      <w:proofErr w:type="spellEnd"/>
+      <w:r>
+        <w:t xml:space="preserve"> but still aren’t implemented in </w:t>
+      </w:r>
+      <w:proofErr w:type="spellStart"/>
+      <w:r>
+        <w:t>labwindows</w:t>
+      </w:r>
+      <w:proofErr w:type="spellEnd"/>
+      <w:r>
         <w:t xml:space="preserve">. </w:t>
       </w:r>
-      <w:proofErr w:type="gramStart"/>
-      <w:r>
-        <w:t>Started</w:t>
-      </w:r>
-      <w:proofErr w:type="gramEnd"/>
-      <w:r>
-        <w:t xml:space="preserve"> implementing new </w:t>
+    </w:p>
+    <w:p>
+      <w:r>
+        <w:t xml:space="preserve">Changes to </w:t>
       </w:r>
       <w:proofErr w:type="spellStart"/>
       <w:r>
-        <w:t>mds</w:t>
+        <w:t>Labwindows</w:t>
       </w:r>
       <w:proofErr w:type="spellEnd"/>
       <w:r>
-        <w:t xml:space="preserve"> tree but rolled all changes back after I discovered an oversight in my code that I need to correct. </w:t>
+        <w:t xml:space="preserve"> were limited to the data write function in </w:t>
+      </w:r>
+      <w:proofErr w:type="spellStart"/>
+      <w:r>
+        <w:t>ThomsonScattering.c</w:t>
+      </w:r>
+      <w:proofErr w:type="spellEnd"/>
+      <w:r>
+        <w:t>, changing formats and names to conform to the broader system. No idiosyncrasies allowed.</w:t>
+      </w:r>
+    </w:p>
+    <w:p>
+      <w:r>
+        <w:t xml:space="preserve">Also added a (mostly debug-relevant) </w:t>
+      </w:r>
+      <w:r>
+        <w:t>button above the timer</w:t>
+      </w:r>
+      <w:r>
+        <w:t xml:space="preserve"> that skips the countdown to 5 seconds. I’d be amazed if this breaks anything but temporary anyway so remove it if you have issues.</w:t>
+      </w:r>
+      <w:r>
+        <w:br/>
+      </w:r>
+      <w:r>
+        <w:br/>
+        <w:t xml:space="preserve">I’ve noticed the guns are puffing ~20 seconds after the timer hits 0, which is probably not what they’re supposed to be doing. </w:t>
+      </w:r>
+    </w:p>
+    <w:p>
+      <w:r>
+        <w:t xml:space="preserve">There were some issues with null pointer dereferencing when </w:t>
+      </w:r>
+      <w:proofErr w:type="spellStart"/>
+      <w:r>
+        <w:t>master_control_loop</w:t>
+      </w:r>
+      <w:proofErr w:type="spellEnd"/>
+      <w:r>
+        <w:t xml:space="preserve"> attempted to access the time array for housekeeping and Thomson. I think I fixed this by </w:t>
+      </w:r>
+      <w:r>
+        <w:t>readding malloc(</w:t>
+      </w:r>
+      <w:proofErr w:type="spellStart"/>
+      <w:r>
+        <w:t>timebase</w:t>
+      </w:r>
+      <w:proofErr w:type="spellEnd"/>
+      <w:r>
+        <w:t>…) inside each of write functions.</w:t>
       </w:r>
     </w:p>
     <w:sectPr>

--- a/DAQ development.docx
+++ b/DAQ development.docx
@@ -130,23 +130,7 @@
           <w:b/>
           <w:bCs/>
         </w:rPr>
-        <w:t>(</w:t>
-      </w:r>
-      <w:proofErr w:type="spellStart"/>
-      <w:r>
-        <w:rPr>
-          <w:b/>
-          <w:bCs/>
-        </w:rPr>
-        <w:t>Joergers</w:t>
-      </w:r>
-      <w:proofErr w:type="spellEnd"/>
-      <w:r>
-        <w:rPr>
-          <w:b/>
-          <w:bCs/>
-        </w:rPr>
-        <w:t>, MSO5104_01, optical tomography</w:t>
+        <w:t>(Joergers, MSO5104_01, optical tomography</w:t>
       </w:r>
       <w:r>
         <w:rPr>
@@ -253,45 +237,10 @@
         </w:numPr>
       </w:pPr>
       <w:r>
-        <w:t>Make sure the</w:t>
-      </w:r>
-      <w:r>
-        <w:t xml:space="preserve"> LeCroy</w:t>
-      </w:r>
-      <w:r>
-        <w:t xml:space="preserve"> </w:t>
-      </w:r>
-      <w:r>
-        <w:t>scope transfers</w:t>
-      </w:r>
-      <w:r>
-        <w:t xml:space="preserve"> data.</w:t>
-      </w:r>
-      <w:r>
-        <w:t>?</w:t>
-      </w:r>
-    </w:p>
-    <w:p>
-      <w:pPr>
-        <w:pStyle w:val="ListParagraph"/>
-        <w:numPr>
-          <w:ilvl w:val="0"/>
-          <w:numId w:val="1"/>
-        </w:numPr>
-      </w:pPr>
-      <w:r>
         <w:t>Organize</w:t>
       </w:r>
       <w:r>
-        <w:t xml:space="preserve"> the different </w:t>
-      </w:r>
-      <w:proofErr w:type="spellStart"/>
-      <w:r>
-        <w:t>MatLab</w:t>
-      </w:r>
-      <w:proofErr w:type="spellEnd"/>
-      <w:r>
-        <w:t>/Python codes that will plot data from different diagnostics (Tom is organizing this)</w:t>
+        <w:t xml:space="preserve"> the different MatLab/Python codes that will plot data from different diagnostics (Tom is organizing this)</w:t>
       </w:r>
       <w:r>
         <w:t xml:space="preserve"> (</w:t>
@@ -308,46 +257,14 @@
           <w:b/>
           <w:bCs/>
         </w:rPr>
-        <w:t xml:space="preserve"> near functional yet; need volunteers to help develop submodules such as porting </w:t>
-      </w:r>
-      <w:proofErr w:type="spellStart"/>
-      <w:r>
-        <w:rPr>
-          <w:b/>
-          <w:bCs/>
-        </w:rPr>
-        <w:t>bdot</w:t>
-      </w:r>
-      <w:proofErr w:type="spellEnd"/>
-      <w:r>
-        <w:rPr>
-          <w:b/>
-          <w:bCs/>
-        </w:rPr>
-        <w:t xml:space="preserve"> plotting functionality to python</w:t>
-      </w:r>
-      <w:r>
-        <w:rPr>
-          <w:b/>
-          <w:bCs/>
-        </w:rPr>
-        <w:t xml:space="preserve">. </w:t>
-      </w:r>
-      <w:proofErr w:type="spellStart"/>
-      <w:r>
-        <w:rPr>
-          <w:b/>
-          <w:bCs/>
-        </w:rPr>
-        <w:t>Jscope</w:t>
-      </w:r>
-      <w:proofErr w:type="spellEnd"/>
-      <w:r>
-        <w:rPr>
-          <w:b/>
-          <w:bCs/>
-        </w:rPr>
-        <w:t xml:space="preserve"> will work fine in the meantime</w:t>
+        <w:t xml:space="preserve"> near functional yet; need volunteers to help develop submodules such as porting bdot plotting functionality to python</w:t>
+      </w:r>
+      <w:r>
+        <w:rPr>
+          <w:b/>
+          <w:bCs/>
+        </w:rPr>
+        <w:t>. Jscope will work fine in the meantime</w:t>
       </w:r>
       <w:r>
         <w:rPr>
@@ -449,15 +366,7 @@
       </w:r>
       <w:r>
         <w:br/>
-        <w:t xml:space="preserve">In Thomson Setup Panel, added a timer to periodically refresh </w:t>
-      </w:r>
-      <w:proofErr w:type="spellStart"/>
-      <w:r>
-        <w:t>Iccd</w:t>
-      </w:r>
-      <w:proofErr w:type="spellEnd"/>
-      <w:r>
-        <w:t xml:space="preserve"> temperature reading. Also added button to close without saving. Having problems with the script refreshing raw data values from more than one place – seems to reset some fields to compile-time setting (Laser Warmup Time, Q-switch delay) every-other time the window is opened. Not fixed.</w:t>
+        <w:t>In Thomson Setup Panel, added a timer to periodically refresh Iccd temperature reading. Also added button to close without saving. Having problems with the script refreshing raw data values from more than one place – seems to reset some fields to compile-time setting (Laser Warmup Time, Q-switch delay) every-other time the window is opened. Not fixed.</w:t>
       </w:r>
     </w:p>
     <w:p>
@@ -483,38 +392,17 @@
       </w:r>
     </w:p>
     <w:p>
-      <w:proofErr w:type="spellStart"/>
-      <w:r>
-        <w:t>Write_PlasmaGunData</w:t>
-      </w:r>
-      <w:proofErr w:type="spellEnd"/>
-      <w:r>
-        <w:t xml:space="preserve"> now saves </w:t>
-      </w:r>
-      <w:r>
-        <w:t xml:space="preserve">plasma gun settings (current, voltage </w:t>
-      </w:r>
-      <w:proofErr w:type="spellStart"/>
-      <w:r>
-        <w:t>etc</w:t>
-      </w:r>
-      <w:proofErr w:type="spellEnd"/>
-      <w:r>
-        <w:t xml:space="preserve">)  </w:t>
+      <w:r>
+        <w:t xml:space="preserve">Write_PlasmaGunData now saves </w:t>
+      </w:r>
+      <w:r>
+        <w:t xml:space="preserve">plasma gun settings (current, voltage etc)  </w:t>
       </w:r>
       <w:r>
         <w:t>to local file system</w:t>
       </w:r>
       <w:r>
-        <w:t xml:space="preserve">. Pressure </w:t>
-      </w:r>
-      <w:proofErr w:type="spellStart"/>
-      <w:r>
-        <w:t>todo</w:t>
-      </w:r>
-      <w:proofErr w:type="spellEnd"/>
-      <w:r>
-        <w:t>.</w:t>
+        <w:t>. Pressure todo.</w:t>
       </w:r>
     </w:p>
     <w:p>
@@ -580,31 +468,7 @@
     </w:p>
     <w:p>
       <w:r>
-        <w:t xml:space="preserve">No changes made to </w:t>
-      </w:r>
-      <w:proofErr w:type="spellStart"/>
-      <w:r>
-        <w:t>mds</w:t>
-      </w:r>
-      <w:proofErr w:type="spellEnd"/>
-      <w:r>
-        <w:t xml:space="preserve"> or </w:t>
-      </w:r>
-      <w:proofErr w:type="spellStart"/>
-      <w:r>
-        <w:t>Labwindows</w:t>
-      </w:r>
-      <w:proofErr w:type="spellEnd"/>
-      <w:r>
-        <w:t xml:space="preserve">. Started implementing new </w:t>
-      </w:r>
-      <w:proofErr w:type="spellStart"/>
-      <w:r>
-        <w:t>mds</w:t>
-      </w:r>
-      <w:proofErr w:type="spellEnd"/>
-      <w:r>
-        <w:t xml:space="preserve"> tree but rolled all changes back after I discovered an oversight in my code that I need to correct. </w:t>
+        <w:t xml:space="preserve">No changes made to mds or Labwindows. Started implementing new mds tree but rolled all changes back after I discovered an oversight in my code that I need to correct. </w:t>
       </w:r>
     </w:p>
     <w:p>
@@ -637,15 +501,7 @@
         <w:br/>
       </w:r>
       <w:r>
-        <w:t xml:space="preserve">Pushed major change that completely restructures the </w:t>
-      </w:r>
-      <w:proofErr w:type="spellStart"/>
-      <w:r>
-        <w:t>mds</w:t>
-      </w:r>
-      <w:proofErr w:type="spellEnd"/>
-      <w:r>
-        <w:t xml:space="preserve"> tree and fleshes out the metadata/device setup storage system. For more </w:t>
+        <w:t xml:space="preserve">Pushed major change that completely restructures the mds tree and fleshes out the metadata/device setup storage system. For more </w:t>
       </w:r>
       <w:r>
         <w:t>details</w:t>
@@ -659,36 +515,15 @@
     </w:p>
     <w:p>
       <w:r>
-        <w:t>C:\PHASMA 2025 DAQ\PHASMA Python Routines\</w:t>
-      </w:r>
-      <w:proofErr w:type="spellStart"/>
-      <w:r>
-        <w:t>PHASMA_C_to_Python_convertor_Project</w:t>
-      </w:r>
-      <w:proofErr w:type="spellEnd"/>
-      <w:r>
-        <w:t>\</w:t>
-      </w:r>
-      <w:proofErr w:type="spellStart"/>
-      <w:r>
-        <w:t>PhasmaMDS</w:t>
-      </w:r>
-      <w:proofErr w:type="spellEnd"/>
+        <w:t>C:\PHASMA 2025 DAQ\PHASMA Python Routines\PHASMA_C_to_Python_convertor_Project\PhasmaMDS</w:t>
+      </w:r>
     </w:p>
     <w:p>
       <w:r>
         <w:br/>
       </w:r>
       <w:r>
-        <w:t xml:space="preserve">As of now, diagnostics working with MDS are housekeeping, </w:t>
-      </w:r>
-      <w:proofErr w:type="spellStart"/>
-      <w:r>
-        <w:t>Bdot</w:t>
-      </w:r>
-      <w:proofErr w:type="spellEnd"/>
-      <w:r>
-        <w:t xml:space="preserve">, Thomson, TLP and Optical Tomography. </w:t>
+        <w:t xml:space="preserve">As of now, diagnostics working with MDS are housekeeping, Bdot, Thomson, TLP and Optical Tomography. </w:t>
       </w:r>
       <w:r>
         <w:t xml:space="preserve">I think. There may be bugs. </w:t>
@@ -696,44 +531,12 @@
     </w:p>
     <w:p>
       <w:r>
-        <w:t xml:space="preserve">16-channel photodiodes have been added to the housekeeping in </w:t>
-      </w:r>
-      <w:proofErr w:type="spellStart"/>
-      <w:r>
-        <w:t>mds</w:t>
-      </w:r>
-      <w:proofErr w:type="spellEnd"/>
-      <w:r>
-        <w:t xml:space="preserve"> but still aren’t implemented in </w:t>
-      </w:r>
-      <w:proofErr w:type="spellStart"/>
-      <w:r>
-        <w:t>labwindows</w:t>
-      </w:r>
-      <w:proofErr w:type="spellEnd"/>
-      <w:r>
-        <w:t xml:space="preserve">. </w:t>
-      </w:r>
-    </w:p>
-    <w:p>
-      <w:r>
-        <w:t xml:space="preserve">Changes to </w:t>
-      </w:r>
-      <w:proofErr w:type="spellStart"/>
-      <w:r>
-        <w:t>Labwindows</w:t>
-      </w:r>
-      <w:proofErr w:type="spellEnd"/>
-      <w:r>
-        <w:t xml:space="preserve"> were limited to the data write function in </w:t>
-      </w:r>
-      <w:proofErr w:type="spellStart"/>
-      <w:r>
-        <w:t>ThomsonScattering.c</w:t>
-      </w:r>
-      <w:proofErr w:type="spellEnd"/>
-      <w:r>
-        <w:t>, changing formats and names to conform to the broader system. No idiosyncrasies allowed.</w:t>
+        <w:t xml:space="preserve">16-channel photodiodes have been added to the housekeeping in mds but still aren’t implemented in labwindows. </w:t>
+      </w:r>
+    </w:p>
+    <w:p>
+      <w:r>
+        <w:t>Changes to Labwindows were limited to the data write function in ThomsonScattering.c, changing formats and names to conform to the broader system. No idiosyncrasies allowed.</w:t>
       </w:r>
     </w:p>
     <w:p>
@@ -756,26 +559,10 @@
     </w:p>
     <w:p>
       <w:r>
-        <w:t xml:space="preserve">There were some issues with null pointer dereferencing when </w:t>
-      </w:r>
-      <w:proofErr w:type="spellStart"/>
-      <w:r>
-        <w:t>master_control_loop</w:t>
-      </w:r>
-      <w:proofErr w:type="spellEnd"/>
-      <w:r>
-        <w:t xml:space="preserve"> attempted to access the time array for housekeeping and Thomson. I think I fixed this by </w:t>
-      </w:r>
-      <w:r>
-        <w:t>readding malloc(</w:t>
-      </w:r>
-      <w:proofErr w:type="spellStart"/>
-      <w:r>
-        <w:t>timebase</w:t>
-      </w:r>
-      <w:proofErr w:type="spellEnd"/>
-      <w:r>
-        <w:t>…) inside each of write functions.</w:t>
+        <w:t xml:space="preserve">There were some issues with null pointer dereferencing when master_control_loop attempted to access the time array for housekeeping and Thomson. I think I fixed this by </w:t>
+      </w:r>
+      <w:r>
+        <w:t>readding malloc(timebase…) inside each of write functions.</w:t>
       </w:r>
     </w:p>
     <w:sectPr>

--- a/DAQ development.docx
+++ b/DAQ development.docx
@@ -31,7 +31,23 @@
         <w:t>Remote into the VXI computer at 192.168.1.207 and make sure Resource Manager has allocated the VXI memory addresses (from inside NI-Max)</w:t>
       </w:r>
       <w:r>
-        <w:t>. This computer sometimes locks up and has to be restarted and then Resource Manager run.</w:t>
+        <w:t xml:space="preserve">. This computer sometimes locks up and </w:t>
+      </w:r>
+      <w:proofErr w:type="gramStart"/>
+      <w:r>
+        <w:t>has to</w:t>
+      </w:r>
+      <w:proofErr w:type="gramEnd"/>
+      <w:r>
+        <w:t xml:space="preserve"> be restarted and then Resource Manager </w:t>
+      </w:r>
+      <w:proofErr w:type="gramStart"/>
+      <w:r>
+        <w:t>run</w:t>
+      </w:r>
+      <w:proofErr w:type="gramEnd"/>
+      <w:r>
+        <w:t>.</w:t>
       </w:r>
     </w:p>
     <w:p>
@@ -99,6 +115,50 @@
           <w:numId w:val="2"/>
         </w:numPr>
       </w:pPr>
+      <w:r>
+        <w:t xml:space="preserve">Make sure the </w:t>
+      </w:r>
+      <w:proofErr w:type="spellStart"/>
+      <w:r>
+        <w:t>mds</w:t>
+      </w:r>
+      <w:proofErr w:type="spellEnd"/>
+      <w:r>
+        <w:t xml:space="preserve"> server is running if the code stops at the connect to </w:t>
+      </w:r>
+      <w:proofErr w:type="spellStart"/>
+      <w:r>
+        <w:t>mds</w:t>
+      </w:r>
+      <w:proofErr w:type="spellEnd"/>
+      <w:r>
+        <w:t xml:space="preserve"> step. Open the </w:t>
+      </w:r>
+      <w:proofErr w:type="spellStart"/>
+      <w:r>
+        <w:t>powershell</w:t>
+      </w:r>
+      <w:proofErr w:type="spellEnd"/>
+      <w:r>
+        <w:t xml:space="preserve"> and run the command &gt; </w:t>
+      </w:r>
+      <w:proofErr w:type="spellStart"/>
+      <w:r>
+        <w:t>mdsip</w:t>
+      </w:r>
+      <w:proofErr w:type="spellEnd"/>
+      <w:r>
+        <w:t xml:space="preserve"> -s -p 57800</w:t>
+      </w:r>
+    </w:p>
+    <w:p>
+      <w:pPr>
+        <w:pStyle w:val="ListParagraph"/>
+        <w:numPr>
+          <w:ilvl w:val="0"/>
+          <w:numId w:val="2"/>
+        </w:numPr>
+      </w:pPr>
     </w:p>
     <w:p>
       <w:r>
@@ -130,7 +190,23 @@
           <w:b/>
           <w:bCs/>
         </w:rPr>
-        <w:t>(Joergers, MSO5104_01, optical tomography</w:t>
+        <w:t>(</w:t>
+      </w:r>
+      <w:proofErr w:type="spellStart"/>
+      <w:r>
+        <w:rPr>
+          <w:b/>
+          <w:bCs/>
+        </w:rPr>
+        <w:t>Joergers</w:t>
+      </w:r>
+      <w:proofErr w:type="spellEnd"/>
+      <w:r>
+        <w:rPr>
+          <w:b/>
+          <w:bCs/>
+        </w:rPr>
+        <w:t>, MSO5104_01, optical tomography</w:t>
       </w:r>
       <w:r>
         <w:rPr>
@@ -213,7 +289,15 @@
         </w:numPr>
       </w:pPr>
       <w:r>
-        <w:t xml:space="preserve">Interlock reinstalled for parallel TS and light baffling improved. Beamline is still exposed. </w:t>
+        <w:t xml:space="preserve">Interlock reinstalled for parallel TS and light baffling improved. </w:t>
+      </w:r>
+      <w:proofErr w:type="gramStart"/>
+      <w:r>
+        <w:t>Beamline is</w:t>
+      </w:r>
+      <w:proofErr w:type="gramEnd"/>
+      <w:r>
+        <w:t xml:space="preserve"> still exposed. </w:t>
       </w:r>
     </w:p>
     <w:p>
@@ -240,7 +324,15 @@
         <w:t>Organize</w:t>
       </w:r>
       <w:r>
-        <w:t xml:space="preserve"> the different MatLab/Python codes that will plot data from different diagnostics (Tom is organizing this)</w:t>
+        <w:t xml:space="preserve"> the different </w:t>
+      </w:r>
+      <w:proofErr w:type="spellStart"/>
+      <w:r>
+        <w:t>MatLab</w:t>
+      </w:r>
+      <w:proofErr w:type="spellEnd"/>
+      <w:r>
+        <w:t>/Python codes that will plot data from different diagnostics (Tom is organizing this)</w:t>
       </w:r>
       <w:r>
         <w:t xml:space="preserve"> (</w:t>
@@ -257,14 +349,46 @@
           <w:b/>
           <w:bCs/>
         </w:rPr>
-        <w:t xml:space="preserve"> near functional yet; need volunteers to help develop submodules such as porting bdot plotting functionality to python</w:t>
-      </w:r>
-      <w:r>
-        <w:rPr>
-          <w:b/>
-          <w:bCs/>
-        </w:rPr>
-        <w:t>. Jscope will work fine in the meantime</w:t>
+        <w:t xml:space="preserve"> near functional yet; need volunteers to help develop submodules such as porting </w:t>
+      </w:r>
+      <w:proofErr w:type="spellStart"/>
+      <w:r>
+        <w:rPr>
+          <w:b/>
+          <w:bCs/>
+        </w:rPr>
+        <w:t>bdot</w:t>
+      </w:r>
+      <w:proofErr w:type="spellEnd"/>
+      <w:r>
+        <w:rPr>
+          <w:b/>
+          <w:bCs/>
+        </w:rPr>
+        <w:t xml:space="preserve"> plotting functionality to python</w:t>
+      </w:r>
+      <w:r>
+        <w:rPr>
+          <w:b/>
+          <w:bCs/>
+        </w:rPr>
+        <w:t xml:space="preserve">. </w:t>
+      </w:r>
+      <w:proofErr w:type="spellStart"/>
+      <w:r>
+        <w:rPr>
+          <w:b/>
+          <w:bCs/>
+        </w:rPr>
+        <w:t>Jscope</w:t>
+      </w:r>
+      <w:proofErr w:type="spellEnd"/>
+      <w:r>
+        <w:rPr>
+          <w:b/>
+          <w:bCs/>
+        </w:rPr>
+        <w:t xml:space="preserve"> will work fine in the meantime</w:t>
       </w:r>
       <w:r>
         <w:rPr>
@@ -366,7 +490,15 @@
       </w:r>
       <w:r>
         <w:br/>
-        <w:t>In Thomson Setup Panel, added a timer to periodically refresh Iccd temperature reading. Also added button to close without saving. Having problems with the script refreshing raw data values from more than one place – seems to reset some fields to compile-time setting (Laser Warmup Time, Q-switch delay) every-other time the window is opened. Not fixed.</w:t>
+        <w:t xml:space="preserve">In Thomson Setup Panel, added a timer to periodically refresh </w:t>
+      </w:r>
+      <w:proofErr w:type="spellStart"/>
+      <w:r>
+        <w:t>Iccd</w:t>
+      </w:r>
+      <w:proofErr w:type="spellEnd"/>
+      <w:r>
+        <w:t xml:space="preserve"> temperature reading. Also added button to close without saving. Having problems with the script refreshing raw data values from more than one place – seems to reset some fields to compile-time setting (Laser Warmup Time, Q-switch delay) every-other time the window is opened. Not fixed.</w:t>
       </w:r>
     </w:p>
     <w:p>
@@ -392,17 +524,43 @@
       </w:r>
     </w:p>
     <w:p>
-      <w:r>
-        <w:t xml:space="preserve">Write_PlasmaGunData now saves </w:t>
-      </w:r>
-      <w:r>
-        <w:t xml:space="preserve">plasma gun settings (current, voltage etc)  </w:t>
-      </w:r>
-      <w:r>
-        <w:t>to local file system</w:t>
-      </w:r>
-      <w:r>
-        <w:t>. Pressure todo.</w:t>
+      <w:proofErr w:type="spellStart"/>
+      <w:r>
+        <w:t>Write_PlasmaGunData</w:t>
+      </w:r>
+      <w:proofErr w:type="spellEnd"/>
+      <w:r>
+        <w:t xml:space="preserve"> now saves </w:t>
+      </w:r>
+      <w:r>
+        <w:t xml:space="preserve">plasma gun settings (current, voltage </w:t>
+      </w:r>
+      <w:proofErr w:type="spellStart"/>
+      <w:proofErr w:type="gramStart"/>
+      <w:r>
+        <w:t>etc</w:t>
+      </w:r>
+      <w:proofErr w:type="spellEnd"/>
+      <w:r>
+        <w:t xml:space="preserve">)  </w:t>
+      </w:r>
+      <w:r>
+        <w:t>to</w:t>
+      </w:r>
+      <w:proofErr w:type="gramEnd"/>
+      <w:r>
+        <w:t xml:space="preserve"> local file system</w:t>
+      </w:r>
+      <w:r>
+        <w:t xml:space="preserve">. Pressure </w:t>
+      </w:r>
+      <w:proofErr w:type="spellStart"/>
+      <w:r>
+        <w:t>todo</w:t>
+      </w:r>
+      <w:proofErr w:type="spellEnd"/>
+      <w:r>
+        <w:t>.</w:t>
       </w:r>
     </w:p>
     <w:p>
@@ -468,7 +626,39 @@
     </w:p>
     <w:p>
       <w:r>
-        <w:t xml:space="preserve">No changes made to mds or Labwindows. Started implementing new mds tree but rolled all changes back after I discovered an oversight in my code that I need to correct. </w:t>
+        <w:t xml:space="preserve">No changes made to </w:t>
+      </w:r>
+      <w:proofErr w:type="spellStart"/>
+      <w:r>
+        <w:t>mds</w:t>
+      </w:r>
+      <w:proofErr w:type="spellEnd"/>
+      <w:r>
+        <w:t xml:space="preserve"> or </w:t>
+      </w:r>
+      <w:proofErr w:type="spellStart"/>
+      <w:r>
+        <w:t>Labwindows</w:t>
+      </w:r>
+      <w:proofErr w:type="spellEnd"/>
+      <w:r>
+        <w:t xml:space="preserve">. </w:t>
+      </w:r>
+      <w:proofErr w:type="gramStart"/>
+      <w:r>
+        <w:t>Started</w:t>
+      </w:r>
+      <w:proofErr w:type="gramEnd"/>
+      <w:r>
+        <w:t xml:space="preserve"> implementing new </w:t>
+      </w:r>
+      <w:proofErr w:type="spellStart"/>
+      <w:r>
+        <w:t>mds</w:t>
+      </w:r>
+      <w:proofErr w:type="spellEnd"/>
+      <w:r>
+        <w:t xml:space="preserve"> tree but rolled all changes back after I discovered an oversight in my code that I need to correct. </w:t>
       </w:r>
     </w:p>
     <w:p>
@@ -501,7 +691,15 @@
         <w:br/>
       </w:r>
       <w:r>
-        <w:t xml:space="preserve">Pushed major change that completely restructures the mds tree and fleshes out the metadata/device setup storage system. For more </w:t>
+        <w:t xml:space="preserve">Pushed major change that completely restructures the </w:t>
+      </w:r>
+      <w:proofErr w:type="spellStart"/>
+      <w:r>
+        <w:t>mds</w:t>
+      </w:r>
+      <w:proofErr w:type="spellEnd"/>
+      <w:r>
+        <w:t xml:space="preserve"> tree and fleshes out the metadata/device setup storage system. For more </w:t>
       </w:r>
       <w:r>
         <w:t>details</w:t>
@@ -515,15 +713,36 @@
     </w:p>
     <w:p>
       <w:r>
-        <w:t>C:\PHASMA 2025 DAQ\PHASMA Python Routines\PHASMA_C_to_Python_convertor_Project\PhasmaMDS</w:t>
-      </w:r>
+        <w:t>C:\PHASMA 2025 DAQ\PHASMA Python Routines\</w:t>
+      </w:r>
+      <w:proofErr w:type="spellStart"/>
+      <w:r>
+        <w:t>PHASMA_C_to_Python_convertor_Project</w:t>
+      </w:r>
+      <w:proofErr w:type="spellEnd"/>
+      <w:r>
+        <w:t>\</w:t>
+      </w:r>
+      <w:proofErr w:type="spellStart"/>
+      <w:r>
+        <w:t>PhasmaMDS</w:t>
+      </w:r>
+      <w:proofErr w:type="spellEnd"/>
     </w:p>
     <w:p>
       <w:r>
         <w:br/>
       </w:r>
       <w:r>
-        <w:t xml:space="preserve">As of now, diagnostics working with MDS are housekeeping, Bdot, Thomson, TLP and Optical Tomography. </w:t>
+        <w:t xml:space="preserve">As of now, diagnostics working with MDS are housekeeping, </w:t>
+      </w:r>
+      <w:proofErr w:type="spellStart"/>
+      <w:r>
+        <w:t>Bdot</w:t>
+      </w:r>
+      <w:proofErr w:type="spellEnd"/>
+      <w:r>
+        <w:t xml:space="preserve">, Thomson, TLP and Optical Tomography. </w:t>
       </w:r>
       <w:r>
         <w:t xml:space="preserve">I think. There may be bugs. </w:t>
@@ -531,12 +750,46 @@
     </w:p>
     <w:p>
       <w:r>
-        <w:t xml:space="preserve">16-channel photodiodes have been added to the housekeeping in mds but still aren’t implemented in labwindows. </w:t>
-      </w:r>
-    </w:p>
-    <w:p>
-      <w:r>
-        <w:t>Changes to Labwindows were limited to the data write function in ThomsonScattering.c, changing formats and names to conform to the broader system. No idiosyncrasies allowed.</w:t>
+        <w:t xml:space="preserve">16-channel photodiodes have been added to the housekeeping in </w:t>
+      </w:r>
+      <w:proofErr w:type="spellStart"/>
+      <w:r>
+        <w:t>mds</w:t>
+      </w:r>
+      <w:proofErr w:type="spellEnd"/>
+      <w:r>
+        <w:t xml:space="preserve"> but still aren’t implemented in </w:t>
+      </w:r>
+      <w:proofErr w:type="spellStart"/>
+      <w:proofErr w:type="gramStart"/>
+      <w:r>
+        <w:t>labwindows</w:t>
+      </w:r>
+      <w:proofErr w:type="spellEnd"/>
+      <w:proofErr w:type="gramEnd"/>
+      <w:r>
+        <w:t xml:space="preserve">. </w:t>
+      </w:r>
+    </w:p>
+    <w:p>
+      <w:r>
+        <w:t xml:space="preserve">Changes to </w:t>
+      </w:r>
+      <w:proofErr w:type="spellStart"/>
+      <w:r>
+        <w:t>Labwindows</w:t>
+      </w:r>
+      <w:proofErr w:type="spellEnd"/>
+      <w:r>
+        <w:t xml:space="preserve"> were limited to the data write function in </w:t>
+      </w:r>
+      <w:proofErr w:type="spellStart"/>
+      <w:r>
+        <w:t>ThomsonScattering.c</w:t>
+      </w:r>
+      <w:proofErr w:type="spellEnd"/>
+      <w:r>
+        <w:t>, changing formats and names to conform to the broader system. No idiosyncrasies allowed.</w:t>
       </w:r>
     </w:p>
     <w:p>
@@ -559,10 +812,31 @@
     </w:p>
     <w:p>
       <w:r>
-        <w:t xml:space="preserve">There were some issues with null pointer dereferencing when master_control_loop attempted to access the time array for housekeeping and Thomson. I think I fixed this by </w:t>
-      </w:r>
-      <w:r>
-        <w:t>readding malloc(timebase…) inside each of write functions.</w:t>
+        <w:t xml:space="preserve">There were some issues with null pointer dereferencing when </w:t>
+      </w:r>
+      <w:proofErr w:type="spellStart"/>
+      <w:r>
+        <w:t>master_control_loop</w:t>
+      </w:r>
+      <w:proofErr w:type="spellEnd"/>
+      <w:r>
+        <w:t xml:space="preserve"> attempted to access the time array for housekeeping and Thomson. I think I fixed this by </w:t>
+      </w:r>
+      <w:r>
+        <w:t xml:space="preserve">readding </w:t>
+      </w:r>
+      <w:proofErr w:type="gramStart"/>
+      <w:r>
+        <w:t>malloc(</w:t>
+      </w:r>
+      <w:proofErr w:type="spellStart"/>
+      <w:proofErr w:type="gramEnd"/>
+      <w:r>
+        <w:t>timebase</w:t>
+      </w:r>
+      <w:proofErr w:type="spellEnd"/>
+      <w:r>
+        <w:t>…) inside each of write functions.</w:t>
       </w:r>
     </w:p>
     <w:sectPr>

--- a/DAQ development.docx
+++ b/DAQ development.docx
@@ -31,23 +31,7 @@
         <w:t>Remote into the VXI computer at 192.168.1.207 and make sure Resource Manager has allocated the VXI memory addresses (from inside NI-Max)</w:t>
       </w:r>
       <w:r>
-        <w:t xml:space="preserve">. This computer sometimes locks up and </w:t>
-      </w:r>
-      <w:proofErr w:type="gramStart"/>
-      <w:r>
-        <w:t>has to</w:t>
-      </w:r>
-      <w:proofErr w:type="gramEnd"/>
-      <w:r>
-        <w:t xml:space="preserve"> be restarted and then Resource Manager </w:t>
-      </w:r>
-      <w:proofErr w:type="gramStart"/>
-      <w:r>
-        <w:t>run</w:t>
-      </w:r>
-      <w:proofErr w:type="gramEnd"/>
-      <w:r>
-        <w:t>.</w:t>
+        <w:t>. This computer sometimes locks up and has to be restarted and then Resource Manager run.</w:t>
       </w:r>
     </w:p>
     <w:p>
@@ -116,39 +100,13 @@
         </w:numPr>
       </w:pPr>
       <w:r>
-        <w:t xml:space="preserve">Make sure the </w:t>
-      </w:r>
-      <w:proofErr w:type="spellStart"/>
-      <w:r>
-        <w:t>mds</w:t>
-      </w:r>
-      <w:proofErr w:type="spellEnd"/>
-      <w:r>
-        <w:t xml:space="preserve"> server is running if the code stops at the connect to </w:t>
-      </w:r>
-      <w:proofErr w:type="spellStart"/>
-      <w:r>
-        <w:t>mds</w:t>
-      </w:r>
-      <w:proofErr w:type="spellEnd"/>
-      <w:r>
-        <w:t xml:space="preserve"> step. Open the </w:t>
-      </w:r>
-      <w:proofErr w:type="spellStart"/>
-      <w:r>
-        <w:t>powershell</w:t>
-      </w:r>
-      <w:proofErr w:type="spellEnd"/>
-      <w:r>
-        <w:t xml:space="preserve"> and run the command &gt; </w:t>
-      </w:r>
-      <w:proofErr w:type="spellStart"/>
-      <w:r>
-        <w:t>mdsip</w:t>
-      </w:r>
-      <w:proofErr w:type="spellEnd"/>
-      <w:r>
-        <w:t xml:space="preserve"> -s -p 57800</w:t>
+        <w:t>Make sure the mds server is running if the code stops at the connect to mds step. Open the powershell and run the command</w:t>
+      </w:r>
+      <w:r>
+        <w:t>:</w:t>
+      </w:r>
+      <w:r>
+        <w:t xml:space="preserve"> mdsip -s -p 57800</w:t>
       </w:r>
     </w:p>
     <w:p>
@@ -190,23 +148,7 @@
           <w:b/>
           <w:bCs/>
         </w:rPr>
-        <w:t>(</w:t>
-      </w:r>
-      <w:proofErr w:type="spellStart"/>
-      <w:r>
-        <w:rPr>
-          <w:b/>
-          <w:bCs/>
-        </w:rPr>
-        <w:t>Joergers</w:t>
-      </w:r>
-      <w:proofErr w:type="spellEnd"/>
-      <w:r>
-        <w:rPr>
-          <w:b/>
-          <w:bCs/>
-        </w:rPr>
-        <w:t>, MSO5104_01, optical tomography</w:t>
+        <w:t>(Joergers, MSO5104_01, optical tomography</w:t>
       </w:r>
       <w:r>
         <w:rPr>
@@ -289,15 +231,7 @@
         </w:numPr>
       </w:pPr>
       <w:r>
-        <w:t xml:space="preserve">Interlock reinstalled for parallel TS and light baffling improved. </w:t>
-      </w:r>
-      <w:proofErr w:type="gramStart"/>
-      <w:r>
-        <w:t>Beamline is</w:t>
-      </w:r>
-      <w:proofErr w:type="gramEnd"/>
-      <w:r>
-        <w:t xml:space="preserve"> still exposed. </w:t>
+        <w:t xml:space="preserve">Interlock reinstalled for parallel TS and light baffling improved. Beamline is still exposed. </w:t>
       </w:r>
     </w:p>
     <w:p>
@@ -324,15 +258,7 @@
         <w:t>Organize</w:t>
       </w:r>
       <w:r>
-        <w:t xml:space="preserve"> the different </w:t>
-      </w:r>
-      <w:proofErr w:type="spellStart"/>
-      <w:r>
-        <w:t>MatLab</w:t>
-      </w:r>
-      <w:proofErr w:type="spellEnd"/>
-      <w:r>
-        <w:t>/Python codes that will plot data from different diagnostics (Tom is organizing this)</w:t>
+        <w:t xml:space="preserve"> the different MatLab/Python codes that will plot data from different diagnostics (Tom is organizing this)</w:t>
       </w:r>
       <w:r>
         <w:t xml:space="preserve"> (</w:t>
@@ -349,46 +275,14 @@
           <w:b/>
           <w:bCs/>
         </w:rPr>
-        <w:t xml:space="preserve"> near functional yet; need volunteers to help develop submodules such as porting </w:t>
-      </w:r>
-      <w:proofErr w:type="spellStart"/>
-      <w:r>
-        <w:rPr>
-          <w:b/>
-          <w:bCs/>
-        </w:rPr>
-        <w:t>bdot</w:t>
-      </w:r>
-      <w:proofErr w:type="spellEnd"/>
-      <w:r>
-        <w:rPr>
-          <w:b/>
-          <w:bCs/>
-        </w:rPr>
-        <w:t xml:space="preserve"> plotting functionality to python</w:t>
-      </w:r>
-      <w:r>
-        <w:rPr>
-          <w:b/>
-          <w:bCs/>
-        </w:rPr>
-        <w:t xml:space="preserve">. </w:t>
-      </w:r>
-      <w:proofErr w:type="spellStart"/>
-      <w:r>
-        <w:rPr>
-          <w:b/>
-          <w:bCs/>
-        </w:rPr>
-        <w:t>Jscope</w:t>
-      </w:r>
-      <w:proofErr w:type="spellEnd"/>
-      <w:r>
-        <w:rPr>
-          <w:b/>
-          <w:bCs/>
-        </w:rPr>
-        <w:t xml:space="preserve"> will work fine in the meantime</w:t>
+        <w:t xml:space="preserve"> near functional yet; need volunteers to help develop submodules such as porting bdot plotting functionality to python</w:t>
+      </w:r>
+      <w:r>
+        <w:rPr>
+          <w:b/>
+          <w:bCs/>
+        </w:rPr>
+        <w:t>. Jscope will work fine in the meantime</w:t>
       </w:r>
       <w:r>
         <w:rPr>
@@ -490,15 +384,7 @@
       </w:r>
       <w:r>
         <w:br/>
-        <w:t xml:space="preserve">In Thomson Setup Panel, added a timer to periodically refresh </w:t>
-      </w:r>
-      <w:proofErr w:type="spellStart"/>
-      <w:r>
-        <w:t>Iccd</w:t>
-      </w:r>
-      <w:proofErr w:type="spellEnd"/>
-      <w:r>
-        <w:t xml:space="preserve"> temperature reading. Also added button to close without saving. Having problems with the script refreshing raw data values from more than one place – seems to reset some fields to compile-time setting (Laser Warmup Time, Q-switch delay) every-other time the window is opened. Not fixed.</w:t>
+        <w:t>In Thomson Setup Panel, added a timer to periodically refresh Iccd temperature reading. Also added button to close without saving. Having problems with the script refreshing raw data values from more than one place – seems to reset some fields to compile-time setting (Laser Warmup Time, Q-switch delay) every-other time the window is opened. Not fixed.</w:t>
       </w:r>
     </w:p>
     <w:p>
@@ -524,43 +410,17 @@
       </w:r>
     </w:p>
     <w:p>
-      <w:proofErr w:type="spellStart"/>
-      <w:r>
-        <w:t>Write_PlasmaGunData</w:t>
-      </w:r>
-      <w:proofErr w:type="spellEnd"/>
-      <w:r>
-        <w:t xml:space="preserve"> now saves </w:t>
-      </w:r>
-      <w:r>
-        <w:t xml:space="preserve">plasma gun settings (current, voltage </w:t>
-      </w:r>
-      <w:proofErr w:type="spellStart"/>
-      <w:proofErr w:type="gramStart"/>
-      <w:r>
-        <w:t>etc</w:t>
-      </w:r>
-      <w:proofErr w:type="spellEnd"/>
-      <w:r>
-        <w:t xml:space="preserve">)  </w:t>
-      </w:r>
-      <w:r>
-        <w:t>to</w:t>
-      </w:r>
-      <w:proofErr w:type="gramEnd"/>
-      <w:r>
-        <w:t xml:space="preserve"> local file system</w:t>
-      </w:r>
-      <w:r>
-        <w:t xml:space="preserve">. Pressure </w:t>
-      </w:r>
-      <w:proofErr w:type="spellStart"/>
-      <w:r>
-        <w:t>todo</w:t>
-      </w:r>
-      <w:proofErr w:type="spellEnd"/>
-      <w:r>
-        <w:t>.</w:t>
+      <w:r>
+        <w:t xml:space="preserve">Write_PlasmaGunData now saves </w:t>
+      </w:r>
+      <w:r>
+        <w:t xml:space="preserve">plasma gun settings (current, voltage etc)  </w:t>
+      </w:r>
+      <w:r>
+        <w:t>to local file system</w:t>
+      </w:r>
+      <w:r>
+        <w:t>. Pressure todo.</w:t>
       </w:r>
     </w:p>
     <w:p>
@@ -626,39 +486,7 @@
     </w:p>
     <w:p>
       <w:r>
-        <w:t xml:space="preserve">No changes made to </w:t>
-      </w:r>
-      <w:proofErr w:type="spellStart"/>
-      <w:r>
-        <w:t>mds</w:t>
-      </w:r>
-      <w:proofErr w:type="spellEnd"/>
-      <w:r>
-        <w:t xml:space="preserve"> or </w:t>
-      </w:r>
-      <w:proofErr w:type="spellStart"/>
-      <w:r>
-        <w:t>Labwindows</w:t>
-      </w:r>
-      <w:proofErr w:type="spellEnd"/>
-      <w:r>
-        <w:t xml:space="preserve">. </w:t>
-      </w:r>
-      <w:proofErr w:type="gramStart"/>
-      <w:r>
-        <w:t>Started</w:t>
-      </w:r>
-      <w:proofErr w:type="gramEnd"/>
-      <w:r>
-        <w:t xml:space="preserve"> implementing new </w:t>
-      </w:r>
-      <w:proofErr w:type="spellStart"/>
-      <w:r>
-        <w:t>mds</w:t>
-      </w:r>
-      <w:proofErr w:type="spellEnd"/>
-      <w:r>
-        <w:t xml:space="preserve"> tree but rolled all changes back after I discovered an oversight in my code that I need to correct. </w:t>
+        <w:t xml:space="preserve">No changes made to mds or Labwindows. Started implementing new mds tree but rolled all changes back after I discovered an oversight in my code that I need to correct. </w:t>
       </w:r>
     </w:p>
     <w:p>
@@ -691,15 +519,7 @@
         <w:br/>
       </w:r>
       <w:r>
-        <w:t xml:space="preserve">Pushed major change that completely restructures the </w:t>
-      </w:r>
-      <w:proofErr w:type="spellStart"/>
-      <w:r>
-        <w:t>mds</w:t>
-      </w:r>
-      <w:proofErr w:type="spellEnd"/>
-      <w:r>
-        <w:t xml:space="preserve"> tree and fleshes out the metadata/device setup storage system. For more </w:t>
+        <w:t xml:space="preserve">Pushed major change that completely restructures the mds tree and fleshes out the metadata/device setup storage system. For more </w:t>
       </w:r>
       <w:r>
         <w:t>details</w:t>
@@ -713,36 +533,15 @@
     </w:p>
     <w:p>
       <w:r>
-        <w:t>C:\PHASMA 2025 DAQ\PHASMA Python Routines\</w:t>
-      </w:r>
-      <w:proofErr w:type="spellStart"/>
-      <w:r>
-        <w:t>PHASMA_C_to_Python_convertor_Project</w:t>
-      </w:r>
-      <w:proofErr w:type="spellEnd"/>
-      <w:r>
-        <w:t>\</w:t>
-      </w:r>
-      <w:proofErr w:type="spellStart"/>
-      <w:r>
-        <w:t>PhasmaMDS</w:t>
-      </w:r>
-      <w:proofErr w:type="spellEnd"/>
+        <w:t>C:\PHASMA 2025 DAQ\PHASMA Python Routines\PHASMA_C_to_Python_convertor_Project\PhasmaMDS</w:t>
+      </w:r>
     </w:p>
     <w:p>
       <w:r>
         <w:br/>
       </w:r>
       <w:r>
-        <w:t xml:space="preserve">As of now, diagnostics working with MDS are housekeeping, </w:t>
-      </w:r>
-      <w:proofErr w:type="spellStart"/>
-      <w:r>
-        <w:t>Bdot</w:t>
-      </w:r>
-      <w:proofErr w:type="spellEnd"/>
-      <w:r>
-        <w:t xml:space="preserve">, Thomson, TLP and Optical Tomography. </w:t>
+        <w:t xml:space="preserve">As of now, diagnostics working with MDS are housekeeping, Bdot, Thomson, TLP and Optical Tomography. </w:t>
       </w:r>
       <w:r>
         <w:t xml:space="preserve">I think. There may be bugs. </w:t>
@@ -750,46 +549,12 @@
     </w:p>
     <w:p>
       <w:r>
-        <w:t xml:space="preserve">16-channel photodiodes have been added to the housekeeping in </w:t>
-      </w:r>
-      <w:proofErr w:type="spellStart"/>
-      <w:r>
-        <w:t>mds</w:t>
-      </w:r>
-      <w:proofErr w:type="spellEnd"/>
-      <w:r>
-        <w:t xml:space="preserve"> but still aren’t implemented in </w:t>
-      </w:r>
-      <w:proofErr w:type="spellStart"/>
-      <w:proofErr w:type="gramStart"/>
-      <w:r>
-        <w:t>labwindows</w:t>
-      </w:r>
-      <w:proofErr w:type="spellEnd"/>
-      <w:proofErr w:type="gramEnd"/>
-      <w:r>
-        <w:t xml:space="preserve">. </w:t>
-      </w:r>
-    </w:p>
-    <w:p>
-      <w:r>
-        <w:t xml:space="preserve">Changes to </w:t>
-      </w:r>
-      <w:proofErr w:type="spellStart"/>
-      <w:r>
-        <w:t>Labwindows</w:t>
-      </w:r>
-      <w:proofErr w:type="spellEnd"/>
-      <w:r>
-        <w:t xml:space="preserve"> were limited to the data write function in </w:t>
-      </w:r>
-      <w:proofErr w:type="spellStart"/>
-      <w:r>
-        <w:t>ThomsonScattering.c</w:t>
-      </w:r>
-      <w:proofErr w:type="spellEnd"/>
-      <w:r>
-        <w:t>, changing formats and names to conform to the broader system. No idiosyncrasies allowed.</w:t>
+        <w:t xml:space="preserve">16-channel photodiodes have been added to the housekeeping in mds but still aren’t implemented in labwindows. </w:t>
+      </w:r>
+    </w:p>
+    <w:p>
+      <w:r>
+        <w:t>Changes to Labwindows were limited to the data write function in ThomsonScattering.c, changing formats and names to conform to the broader system. No idiosyncrasies allowed.</w:t>
       </w:r>
     </w:p>
     <w:p>
@@ -807,36 +572,12 @@
       </w:r>
       <w:r>
         <w:br/>
-        <w:t xml:space="preserve">I’ve noticed the guns are puffing ~20 seconds after the timer hits 0, which is probably not what they’re supposed to be doing. </w:t>
-      </w:r>
-    </w:p>
-    <w:p>
-      <w:r>
-        <w:t xml:space="preserve">There were some issues with null pointer dereferencing when </w:t>
-      </w:r>
-      <w:proofErr w:type="spellStart"/>
-      <w:r>
-        <w:t>master_control_loop</w:t>
-      </w:r>
-      <w:proofErr w:type="spellEnd"/>
-      <w:r>
-        <w:t xml:space="preserve"> attempted to access the time array for housekeeping and Thomson. I think I fixed this by </w:t>
-      </w:r>
-      <w:r>
-        <w:t xml:space="preserve">readding </w:t>
-      </w:r>
-      <w:proofErr w:type="gramStart"/>
-      <w:r>
-        <w:t>malloc(</w:t>
-      </w:r>
-      <w:proofErr w:type="spellStart"/>
-      <w:proofErr w:type="gramEnd"/>
-      <w:r>
-        <w:t>timebase</w:t>
-      </w:r>
-      <w:proofErr w:type="spellEnd"/>
-      <w:r>
-        <w:t>…) inside each of write functions.</w:t>
+      </w:r>
+      <w:r>
+        <w:t xml:space="preserve">There were some issues with null pointer dereferencing when master_control_loop attempted to access the time array for housekeeping and Thomson. I think I fixed this by </w:t>
+      </w:r>
+      <w:r>
+        <w:t>readding malloc(timebase…) inside each of write functions.</w:t>
       </w:r>
     </w:p>
     <w:sectPr>

--- a/DAQ development.docx
+++ b/DAQ development.docx
@@ -31,7 +31,23 @@
         <w:t>Remote into the VXI computer at 192.168.1.207 and make sure Resource Manager has allocated the VXI memory addresses (from inside NI-Max)</w:t>
       </w:r>
       <w:r>
-        <w:t>. This computer sometimes locks up and has to be restarted and then Resource Manager run.</w:t>
+        <w:t xml:space="preserve">. This computer sometimes locks up and </w:t>
+      </w:r>
+      <w:proofErr w:type="gramStart"/>
+      <w:r>
+        <w:t>has to</w:t>
+      </w:r>
+      <w:proofErr w:type="gramEnd"/>
+      <w:r>
+        <w:t xml:space="preserve"> be restarted and then Resource Manager </w:t>
+      </w:r>
+      <w:proofErr w:type="gramStart"/>
+      <w:r>
+        <w:t>run</w:t>
+      </w:r>
+      <w:proofErr w:type="gramEnd"/>
+      <w:r>
+        <w:t>.</w:t>
       </w:r>
     </w:p>
     <w:p>
@@ -100,13 +116,45 @@
         </w:numPr>
       </w:pPr>
       <w:r>
-        <w:t>Make sure the mds server is running if the code stops at the connect to mds step. Open the powershell and run the command</w:t>
+        <w:t xml:space="preserve">Make sure the </w:t>
+      </w:r>
+      <w:proofErr w:type="spellStart"/>
+      <w:r>
+        <w:t>mds</w:t>
+      </w:r>
+      <w:proofErr w:type="spellEnd"/>
+      <w:r>
+        <w:t xml:space="preserve"> server is running if the code stops at the connect to </w:t>
+      </w:r>
+      <w:proofErr w:type="spellStart"/>
+      <w:r>
+        <w:t>mds</w:t>
+      </w:r>
+      <w:proofErr w:type="spellEnd"/>
+      <w:r>
+        <w:t xml:space="preserve"> step. Open the </w:t>
+      </w:r>
+      <w:proofErr w:type="spellStart"/>
+      <w:r>
+        <w:t>powershell</w:t>
+      </w:r>
+      <w:proofErr w:type="spellEnd"/>
+      <w:r>
+        <w:t xml:space="preserve"> and run the command</w:t>
       </w:r>
       <w:r>
         <w:t>:</w:t>
       </w:r>
       <w:r>
-        <w:t xml:space="preserve"> mdsip -s -p 57800</w:t>
+        <w:t xml:space="preserve"> </w:t>
+      </w:r>
+      <w:proofErr w:type="spellStart"/>
+      <w:r>
+        <w:t>mdsip</w:t>
+      </w:r>
+      <w:proofErr w:type="spellEnd"/>
+      <w:r>
+        <w:t xml:space="preserve"> -s -p 57800</w:t>
       </w:r>
     </w:p>
     <w:p>
@@ -116,7 +164,18 @@
           <w:ilvl w:val="0"/>
           <w:numId w:val="2"/>
         </w:numPr>
-      </w:pPr>
+        <w:rPr>
+          <w:b/>
+          <w:bCs/>
+        </w:rPr>
+      </w:pPr>
+      <w:r>
+        <w:rPr>
+          <w:b/>
+          <w:bCs/>
+        </w:rPr>
+        <w:t>Helicon crashing on startup: if the program crashes immediately after opening the helicon settings, a likely culprit is the PC failing to communicate with instruments on GPIB (in one case, the RF generator srds345). Try resetting the USC540 serial router between below the turbopump on the helicon side of PHASMA</w:t>
+      </w:r>
     </w:p>
     <w:p>
       <w:r>
@@ -132,79 +191,10 @@
         </w:numPr>
       </w:pPr>
       <w:r>
-        <w:t>Finish writing of</w:t>
-      </w:r>
-      <w:r>
-        <w:t xml:space="preserve"> raw data to </w:t>
-      </w:r>
-      <w:r>
-        <w:t>MDS</w:t>
-      </w:r>
-      <w:r>
-        <w:t xml:space="preserve"> and map MDS </w:t>
-      </w:r>
-      <w:r>
-        <w:rPr>
-          <w:b/>
-          <w:bCs/>
-        </w:rPr>
-        <w:t>(Joergers, MSO5104_01, optical tomography</w:t>
-      </w:r>
-      <w:r>
-        <w:rPr>
-          <w:b/>
-          <w:bCs/>
-        </w:rPr>
-        <w:t>. Thomson, Axial B(z), Gun</w:t>
-      </w:r>
-      <w:r>
-        <w:rPr>
-          <w:b/>
-          <w:bCs/>
-        </w:rPr>
-        <w:t>/trigger timing offsets</w:t>
-      </w:r>
-      <w:r>
-        <w:rPr>
-          <w:b/>
-          <w:bCs/>
-        </w:rPr>
-        <w:t xml:space="preserve"> and</w:t>
-      </w:r>
-      <w:r>
-        <w:rPr>
-          <w:b/>
-          <w:bCs/>
-        </w:rPr>
-        <w:t xml:space="preserve"> gun</w:t>
-      </w:r>
-      <w:r>
-        <w:rPr>
-          <w:b/>
-          <w:bCs/>
-        </w:rPr>
-        <w:t xml:space="preserve"> pressure </w:t>
-      </w:r>
-      <w:r>
-        <w:rPr>
-          <w:b/>
-          <w:bCs/>
-        </w:rPr>
-        <w:t>will be added next - TR</w:t>
-      </w:r>
-      <w:r>
-        <w:rPr>
-          <w:b/>
-          <w:bCs/>
-        </w:rPr>
-        <w:t>)</w:t>
-      </w:r>
-      <w:r>
-        <w:rPr>
-          <w:b/>
-          <w:bCs/>
-        </w:rPr>
-        <w:t xml:space="preserve">. </w:t>
+        <w:t>Test plasma gun motor drives with DAQ system.</w:t>
+      </w:r>
+      <w:r>
+        <w:t xml:space="preserve"> </w:t>
       </w:r>
     </w:p>
     <w:p>
@@ -216,10 +206,15 @@
         </w:numPr>
       </w:pPr>
       <w:r>
-        <w:t>Test plasma gun motor drives with DAQ system.</w:t>
-      </w:r>
-      <w:r>
-        <w:t xml:space="preserve"> </w:t>
+        <w:t xml:space="preserve">Interlock reinstalled for parallel TS and light baffling improved. </w:t>
+      </w:r>
+      <w:proofErr w:type="gramStart"/>
+      <w:r>
+        <w:t>Beamline is</w:t>
+      </w:r>
+      <w:proofErr w:type="gramEnd"/>
+      <w:r>
+        <w:t xml:space="preserve"> still exposed. </w:t>
       </w:r>
     </w:p>
     <w:p>
@@ -231,7 +226,7 @@
         </w:numPr>
       </w:pPr>
       <w:r>
-        <w:t xml:space="preserve">Interlock reinstalled for parallel TS and light baffling improved. Beamline is still exposed. </w:t>
+        <w:t>Expand timing #1 trigger A for laser warmup to provide a trigger to all three pulsed YAG lasers (TS para, TS perp, PLIF)</w:t>
       </w:r>
     </w:p>
     <w:p>
@@ -243,56 +238,18 @@
         </w:numPr>
       </w:pPr>
       <w:r>
-        <w:t>Expand timing #1 trigger A for laser warmup to provide a trigger to all three pulsed YAG lasers (TS para, TS perp, PLIF)</w:t>
-      </w:r>
-    </w:p>
-    <w:p>
-      <w:pPr>
-        <w:pStyle w:val="ListParagraph"/>
-        <w:numPr>
-          <w:ilvl w:val="0"/>
-          <w:numId w:val="1"/>
-        </w:numPr>
-      </w:pPr>
-      <w:r>
         <w:t>Organize</w:t>
       </w:r>
       <w:r>
-        <w:t xml:space="preserve"> the different MatLab/Python codes that will plot data from different diagnostics (Tom is organizing this)</w:t>
-      </w:r>
-      <w:r>
-        <w:t xml:space="preserve"> (</w:t>
-      </w:r>
-      <w:r>
-        <w:rPr>
-          <w:b/>
-          <w:bCs/>
-        </w:rPr>
-        <w:t>Nowhere</w:t>
-      </w:r>
-      <w:r>
-        <w:rPr>
-          <w:b/>
-          <w:bCs/>
-        </w:rPr>
-        <w:t xml:space="preserve"> near functional yet; need volunteers to help develop submodules such as porting bdot plotting functionality to python</w:t>
-      </w:r>
-      <w:r>
-        <w:rPr>
-          <w:b/>
-          <w:bCs/>
-        </w:rPr>
-        <w:t>. Jscope will work fine in the meantime</w:t>
-      </w:r>
-      <w:r>
-        <w:rPr>
-          <w:b/>
-          <w:bCs/>
-        </w:rPr>
-        <w:t xml:space="preserve"> – TR 1/15/2025</w:t>
-      </w:r>
-      <w:r>
-        <w:t>)</w:t>
+        <w:t xml:space="preserve"> the different </w:t>
+      </w:r>
+      <w:proofErr w:type="spellStart"/>
+      <w:r>
+        <w:t>MatLab</w:t>
+      </w:r>
+      <w:proofErr w:type="spellEnd"/>
+      <w:r>
+        <w:t>/Python codes that will plot data from different diagnostics (Tom is organizing this)</w:t>
       </w:r>
     </w:p>
     <w:p/>
@@ -384,7 +341,15 @@
       </w:r>
       <w:r>
         <w:br/>
-        <w:t>In Thomson Setup Panel, added a timer to periodically refresh Iccd temperature reading. Also added button to close without saving. Having problems with the script refreshing raw data values from more than one place – seems to reset some fields to compile-time setting (Laser Warmup Time, Q-switch delay) every-other time the window is opened. Not fixed.</w:t>
+        <w:t xml:space="preserve">In Thomson Setup Panel, added a timer to periodically refresh </w:t>
+      </w:r>
+      <w:proofErr w:type="spellStart"/>
+      <w:r>
+        <w:t>Iccd</w:t>
+      </w:r>
+      <w:proofErr w:type="spellEnd"/>
+      <w:r>
+        <w:t xml:space="preserve"> temperature reading. Also added button to close without saving. Having problems with the script refreshing raw data values from more than one place – seems to reset some fields to compile-time setting (Laser Warmup Time, Q-switch delay) every-other time the window is opened. Not fixed.</w:t>
       </w:r>
     </w:p>
     <w:p>
@@ -410,17 +375,43 @@
       </w:r>
     </w:p>
     <w:p>
-      <w:r>
-        <w:t xml:space="preserve">Write_PlasmaGunData now saves </w:t>
-      </w:r>
-      <w:r>
-        <w:t xml:space="preserve">plasma gun settings (current, voltage etc)  </w:t>
-      </w:r>
-      <w:r>
-        <w:t>to local file system</w:t>
-      </w:r>
-      <w:r>
-        <w:t>. Pressure todo.</w:t>
+      <w:proofErr w:type="spellStart"/>
+      <w:r>
+        <w:t>Write_PlasmaGunData</w:t>
+      </w:r>
+      <w:proofErr w:type="spellEnd"/>
+      <w:r>
+        <w:t xml:space="preserve"> now saves </w:t>
+      </w:r>
+      <w:r>
+        <w:t xml:space="preserve">plasma gun settings (current, voltage </w:t>
+      </w:r>
+      <w:proofErr w:type="spellStart"/>
+      <w:proofErr w:type="gramStart"/>
+      <w:r>
+        <w:t>etc</w:t>
+      </w:r>
+      <w:proofErr w:type="spellEnd"/>
+      <w:r>
+        <w:t xml:space="preserve">)  </w:t>
+      </w:r>
+      <w:r>
+        <w:t>to</w:t>
+      </w:r>
+      <w:proofErr w:type="gramEnd"/>
+      <w:r>
+        <w:t xml:space="preserve"> local file system</w:t>
+      </w:r>
+      <w:r>
+        <w:t xml:space="preserve">. Pressure </w:t>
+      </w:r>
+      <w:proofErr w:type="spellStart"/>
+      <w:r>
+        <w:t>todo</w:t>
+      </w:r>
+      <w:proofErr w:type="spellEnd"/>
+      <w:r>
+        <w:t>.</w:t>
       </w:r>
     </w:p>
     <w:p>
@@ -486,7 +477,39 @@
     </w:p>
     <w:p>
       <w:r>
-        <w:t xml:space="preserve">No changes made to mds or Labwindows. Started implementing new mds tree but rolled all changes back after I discovered an oversight in my code that I need to correct. </w:t>
+        <w:t xml:space="preserve">No changes made to </w:t>
+      </w:r>
+      <w:proofErr w:type="spellStart"/>
+      <w:r>
+        <w:t>mds</w:t>
+      </w:r>
+      <w:proofErr w:type="spellEnd"/>
+      <w:r>
+        <w:t xml:space="preserve"> or </w:t>
+      </w:r>
+      <w:proofErr w:type="spellStart"/>
+      <w:r>
+        <w:t>Labwindows</w:t>
+      </w:r>
+      <w:proofErr w:type="spellEnd"/>
+      <w:r>
+        <w:t xml:space="preserve">. </w:t>
+      </w:r>
+      <w:proofErr w:type="gramStart"/>
+      <w:r>
+        <w:t>Started</w:t>
+      </w:r>
+      <w:proofErr w:type="gramEnd"/>
+      <w:r>
+        <w:t xml:space="preserve"> implementing new </w:t>
+      </w:r>
+      <w:proofErr w:type="spellStart"/>
+      <w:r>
+        <w:t>mds</w:t>
+      </w:r>
+      <w:proofErr w:type="spellEnd"/>
+      <w:r>
+        <w:t xml:space="preserve"> tree but rolled all changes back after I discovered an oversight in my code that I need to correct. </w:t>
       </w:r>
     </w:p>
     <w:p>
@@ -519,7 +542,15 @@
         <w:br/>
       </w:r>
       <w:r>
-        <w:t xml:space="preserve">Pushed major change that completely restructures the mds tree and fleshes out the metadata/device setup storage system. For more </w:t>
+        <w:t xml:space="preserve">Pushed major change that completely restructures the </w:t>
+      </w:r>
+      <w:proofErr w:type="spellStart"/>
+      <w:r>
+        <w:t>mds</w:t>
+      </w:r>
+      <w:proofErr w:type="spellEnd"/>
+      <w:r>
+        <w:t xml:space="preserve"> tree and fleshes out the metadata/device setup storage system. For more </w:t>
       </w:r>
       <w:r>
         <w:t>details</w:t>
@@ -533,15 +564,36 @@
     </w:p>
     <w:p>
       <w:r>
-        <w:t>C:\PHASMA 2025 DAQ\PHASMA Python Routines\PHASMA_C_to_Python_convertor_Project\PhasmaMDS</w:t>
-      </w:r>
+        <w:t>C:\PHASMA 2025 DAQ\PHASMA Python Routines\</w:t>
+      </w:r>
+      <w:proofErr w:type="spellStart"/>
+      <w:r>
+        <w:t>PHASMA_C_to_Python_convertor_Project</w:t>
+      </w:r>
+      <w:proofErr w:type="spellEnd"/>
+      <w:r>
+        <w:t>\</w:t>
+      </w:r>
+      <w:proofErr w:type="spellStart"/>
+      <w:r>
+        <w:t>PhasmaMDS</w:t>
+      </w:r>
+      <w:proofErr w:type="spellEnd"/>
     </w:p>
     <w:p>
       <w:r>
         <w:br/>
       </w:r>
       <w:r>
-        <w:t xml:space="preserve">As of now, diagnostics working with MDS are housekeeping, Bdot, Thomson, TLP and Optical Tomography. </w:t>
+        <w:t xml:space="preserve">As of now, diagnostics working with MDS are housekeeping, </w:t>
+      </w:r>
+      <w:proofErr w:type="spellStart"/>
+      <w:r>
+        <w:t>Bdot</w:t>
+      </w:r>
+      <w:proofErr w:type="spellEnd"/>
+      <w:r>
+        <w:t xml:space="preserve">, Thomson, TLP and Optical Tomography. </w:t>
       </w:r>
       <w:r>
         <w:t xml:space="preserve">I think. There may be bugs. </w:t>
@@ -549,12 +601,46 @@
     </w:p>
     <w:p>
       <w:r>
-        <w:t xml:space="preserve">16-channel photodiodes have been added to the housekeeping in mds but still aren’t implemented in labwindows. </w:t>
-      </w:r>
-    </w:p>
-    <w:p>
-      <w:r>
-        <w:t>Changes to Labwindows were limited to the data write function in ThomsonScattering.c, changing formats and names to conform to the broader system. No idiosyncrasies allowed.</w:t>
+        <w:t xml:space="preserve">16-channel photodiodes have been added to the housekeeping in </w:t>
+      </w:r>
+      <w:proofErr w:type="spellStart"/>
+      <w:r>
+        <w:t>mds</w:t>
+      </w:r>
+      <w:proofErr w:type="spellEnd"/>
+      <w:r>
+        <w:t xml:space="preserve"> but still aren’t implemented in </w:t>
+      </w:r>
+      <w:proofErr w:type="spellStart"/>
+      <w:proofErr w:type="gramStart"/>
+      <w:r>
+        <w:t>labwindows</w:t>
+      </w:r>
+      <w:proofErr w:type="spellEnd"/>
+      <w:proofErr w:type="gramEnd"/>
+      <w:r>
+        <w:t xml:space="preserve">. </w:t>
+      </w:r>
+    </w:p>
+    <w:p>
+      <w:r>
+        <w:t xml:space="preserve">Changes to </w:t>
+      </w:r>
+      <w:proofErr w:type="spellStart"/>
+      <w:r>
+        <w:t>Labwindows</w:t>
+      </w:r>
+      <w:proofErr w:type="spellEnd"/>
+      <w:r>
+        <w:t xml:space="preserve"> were limited to the data write function in </w:t>
+      </w:r>
+      <w:proofErr w:type="spellStart"/>
+      <w:r>
+        <w:t>ThomsonScattering.c</w:t>
+      </w:r>
+      <w:proofErr w:type="spellEnd"/>
+      <w:r>
+        <w:t>, changing formats and names to conform to the broader system. No idiosyncrasies allowed.</w:t>
       </w:r>
     </w:p>
     <w:p>
@@ -565,7 +651,15 @@
         <w:t>button above the timer</w:t>
       </w:r>
       <w:r>
-        <w:t xml:space="preserve"> that skips the countdown to 5 seconds. I’d be amazed if this breaks anything but temporary anyway so remove it if you have issues.</w:t>
+        <w:t xml:space="preserve"> that skips the countdown to 5 seconds. I’d be amazed if this </w:t>
+      </w:r>
+      <w:proofErr w:type="gramStart"/>
+      <w:r>
+        <w:t>breaks</w:t>
+      </w:r>
+      <w:proofErr w:type="gramEnd"/>
+      <w:r>
+        <w:t xml:space="preserve"> anything but temporary anyway so remove it if you have issues.</w:t>
       </w:r>
       <w:r>
         <w:br/>
@@ -574,10 +668,31 @@
         <w:br/>
       </w:r>
       <w:r>
-        <w:t xml:space="preserve">There were some issues with null pointer dereferencing when master_control_loop attempted to access the time array for housekeeping and Thomson. I think I fixed this by </w:t>
-      </w:r>
-      <w:r>
-        <w:t>readding malloc(timebase…) inside each of write functions.</w:t>
+        <w:t xml:space="preserve">There were some issues with null pointer dereferencing when </w:t>
+      </w:r>
+      <w:proofErr w:type="spellStart"/>
+      <w:r>
+        <w:t>master_control_loop</w:t>
+      </w:r>
+      <w:proofErr w:type="spellEnd"/>
+      <w:r>
+        <w:t xml:space="preserve"> attempted to access the time array for housekeeping and Thomson. I think I fixed this by </w:t>
+      </w:r>
+      <w:r>
+        <w:t xml:space="preserve">readding </w:t>
+      </w:r>
+      <w:proofErr w:type="gramStart"/>
+      <w:r>
+        <w:t>malloc(</w:t>
+      </w:r>
+      <w:proofErr w:type="spellStart"/>
+      <w:proofErr w:type="gramEnd"/>
+      <w:r>
+        <w:t>timebase</w:t>
+      </w:r>
+      <w:proofErr w:type="spellEnd"/>
+      <w:r>
+        <w:t>…) inside each of write functions.</w:t>
       </w:r>
     </w:p>
     <w:sectPr>
@@ -608,7 +723,7 @@
         <w:rFonts w:hint="default"/>
       </w:rPr>
     </w:lvl>
-    <w:lvl w:ilvl="1" w:tplc="04090019" w:tentative="1">
+    <w:lvl w:ilvl="1" w:tplc="04090019">
       <w:start w:val="1"/>
       <w:numFmt w:val="lowerLetter"/>
       <w:lvlText w:val="%2."/>
